--- a/Tugas_Praktik/Jobsheet 2/Jobsheet 2.docx
+++ b/Tugas_Praktik/Jobsheet 2/Jobsheet 2.docx
@@ -11,23 +11,13 @@
           <w:szCs w:val="36"/>
         </w:rPr>
       </w:pPr>
-      <w:proofErr w:type="spellStart"/>
       <w:r>
         <w:rPr>
           <w:rFonts w:ascii="Arial Black" w:hAnsi="Arial Black"/>
           <w:sz w:val="36"/>
           <w:szCs w:val="36"/>
         </w:rPr>
-        <w:t>Jobsheet</w:t>
-      </w:r>
-      <w:proofErr w:type="spellEnd"/>
-      <w:r>
-        <w:rPr>
-          <w:rFonts w:ascii="Arial Black" w:hAnsi="Arial Black"/>
-          <w:sz w:val="36"/>
-          <w:szCs w:val="36"/>
-        </w:rPr>
-        <w:t xml:space="preserve"> 2</w:t>
+        <w:t>Jobsheet 2</w:t>
       </w:r>
     </w:p>
     <w:tbl>
@@ -103,7 +93,6 @@
                 <w:szCs w:val="20"/>
               </w:rPr>
             </w:pPr>
-            <w:proofErr w:type="spellStart"/>
             <w:r>
               <w:rPr>
                 <w:rFonts w:ascii="Sans Serif Collection" w:hAnsi="Sans Serif Collection" w:cs="Sans Serif Collection"/>
@@ -112,7 +101,6 @@
               </w:rPr>
               <w:t>Absen</w:t>
             </w:r>
-            <w:proofErr w:type="spellEnd"/>
           </w:p>
         </w:tc>
         <w:tc>
@@ -162,18 +150,8 @@
                 <w:sz w:val="20"/>
                 <w:szCs w:val="20"/>
               </w:rPr>
-              <w:t>Prodi/</w:t>
+              <w:t>Prodi/Kelas</w:t>
             </w:r>
-            <w:proofErr w:type="spellStart"/>
-            <w:r>
-              <w:rPr>
-                <w:rFonts w:ascii="Sans Serif Collection" w:hAnsi="Sans Serif Collection" w:cs="Sans Serif Collection"/>
-                <w:sz w:val="20"/>
-                <w:szCs w:val="20"/>
-              </w:rPr>
-              <w:t>Kelas</w:t>
-            </w:r>
-            <w:proofErr w:type="spellEnd"/>
           </w:p>
         </w:tc>
         <w:tc>
@@ -195,25 +173,7 @@
                 <w:sz w:val="20"/>
                 <w:szCs w:val="20"/>
               </w:rPr>
-              <w:t xml:space="preserve">Teknik </w:t>
-            </w:r>
-            <w:proofErr w:type="spellStart"/>
-            <w:r>
-              <w:rPr>
-                <w:rFonts w:ascii="Sans Serif Collection" w:hAnsi="Sans Serif Collection" w:cs="Sans Serif Collection"/>
-                <w:sz w:val="20"/>
-                <w:szCs w:val="20"/>
-              </w:rPr>
-              <w:t>Informatika</w:t>
-            </w:r>
-            <w:proofErr w:type="spellEnd"/>
-            <w:r>
-              <w:rPr>
-                <w:rFonts w:ascii="Sans Serif Collection" w:hAnsi="Sans Serif Collection" w:cs="Sans Serif Collection"/>
-                <w:sz w:val="20"/>
-                <w:szCs w:val="20"/>
-              </w:rPr>
-              <w:t>/1C</w:t>
+              <w:t>Teknik Informatika/1C</w:t>
             </w:r>
           </w:p>
         </w:tc>
@@ -243,66 +203,21 @@
           <w:sz w:val="28"/>
           <w:szCs w:val="28"/>
         </w:rPr>
-        <w:t xml:space="preserve">2.1 </w:t>
-      </w:r>
-      <w:proofErr w:type="spellStart"/>
-      <w:r>
-        <w:rPr>
-          <w:rFonts w:ascii="Arial Black" w:hAnsi="Arial Black" w:cs="Sans Serif Collection"/>
-          <w:sz w:val="28"/>
-          <w:szCs w:val="28"/>
-        </w:rPr>
-        <w:t>Percobaan</w:t>
-      </w:r>
-      <w:proofErr w:type="spellEnd"/>
-      <w:r>
-        <w:rPr>
-          <w:rFonts w:ascii="Arial Black" w:hAnsi="Arial Black" w:cs="Sans Serif Collection"/>
-          <w:sz w:val="28"/>
-          <w:szCs w:val="28"/>
-        </w:rPr>
-        <w:t xml:space="preserve"> 1: </w:t>
-      </w:r>
-      <w:proofErr w:type="spellStart"/>
-      <w:r>
-        <w:rPr>
-          <w:rFonts w:ascii="Arial Black" w:hAnsi="Arial Black" w:cs="Sans Serif Collection"/>
-          <w:sz w:val="28"/>
-          <w:szCs w:val="28"/>
-        </w:rPr>
-        <w:t>Penggunaan</w:t>
-      </w:r>
-      <w:proofErr w:type="spellEnd"/>
-      <w:r>
-        <w:rPr>
-          <w:rFonts w:ascii="Arial Black" w:hAnsi="Arial Black" w:cs="Sans Serif Collection"/>
-          <w:sz w:val="28"/>
-          <w:szCs w:val="28"/>
-        </w:rPr>
-        <w:t xml:space="preserve"> </w:t>
-      </w:r>
-      <w:proofErr w:type="spellStart"/>
-      <w:r>
-        <w:rPr>
-          <w:rFonts w:ascii="Arial Black" w:hAnsi="Arial Black" w:cs="Sans Serif Collection"/>
-          <w:sz w:val="28"/>
-          <w:szCs w:val="28"/>
-        </w:rPr>
-        <w:t>Variabel</w:t>
-      </w:r>
-      <w:proofErr w:type="spellEnd"/>
-    </w:p>
-    <w:p>
-      <w:pPr>
-        <w:rPr>
-          <w:rFonts w:ascii="Sans Serif Collection" w:hAnsi="Sans Serif Collection" w:cs="Sans Serif Collection"/>
-          <w:sz w:val="28"/>
-          <w:szCs w:val="28"/>
-        </w:rPr>
-      </w:pPr>
-      <w:r>
-        <w:rPr>
-          <w:rFonts w:ascii="Sans Serif Collection" w:hAnsi="Sans Serif Collection" w:cs="Sans Serif Collection"/>
+        <w:t>2.1 Percobaan 1: Penggunaan Variabel</w:t>
+      </w:r>
+    </w:p>
+    <w:p>
+      <w:pPr>
+        <w:rPr>
+          <w:rFonts w:ascii="Sans Serif Collection" w:hAnsi="Sans Serif Collection" w:cs="Sans Serif Collection"/>
+          <w:sz w:val="28"/>
+          <w:szCs w:val="28"/>
+        </w:rPr>
+      </w:pPr>
+      <w:r>
+        <w:rPr>
+          <w:rFonts w:ascii="Sans Serif Collection" w:hAnsi="Sans Serif Collection" w:cs="Sans Serif Collection"/>
+          <w:noProof/>
           <w:sz w:val="28"/>
           <w:szCs w:val="28"/>
         </w:rPr>
@@ -361,265 +276,7 @@
         <w:rPr>
           <w:rFonts w:ascii="Sans Serif Collection" w:hAnsi="Sans Serif Collection" w:cs="Sans Serif Collection"/>
         </w:rPr>
-        <w:t xml:space="preserve"> </w:t>
-      </w:r>
-      <w:proofErr w:type="spellStart"/>
-      <w:r>
-        <w:rPr>
-          <w:rFonts w:ascii="Sans Serif Collection" w:hAnsi="Sans Serif Collection" w:cs="Sans Serif Collection"/>
-        </w:rPr>
-        <w:t>Untuk</w:t>
-      </w:r>
-      <w:proofErr w:type="spellEnd"/>
-      <w:r>
-        <w:rPr>
-          <w:rFonts w:ascii="Sans Serif Collection" w:hAnsi="Sans Serif Collection" w:cs="Sans Serif Collection"/>
-        </w:rPr>
-        <w:t xml:space="preserve"> </w:t>
-      </w:r>
-      <w:proofErr w:type="spellStart"/>
-      <w:r>
-        <w:rPr>
-          <w:rFonts w:ascii="Sans Serif Collection" w:hAnsi="Sans Serif Collection" w:cs="Sans Serif Collection"/>
-        </w:rPr>
-        <w:t>apakah</w:t>
-      </w:r>
-      <w:proofErr w:type="spellEnd"/>
-      <w:r>
-        <w:rPr>
-          <w:rFonts w:ascii="Sans Serif Collection" w:hAnsi="Sans Serif Collection" w:cs="Sans Serif Collection"/>
-        </w:rPr>
-        <w:t xml:space="preserve"> %s pada statement </w:t>
-      </w:r>
-      <w:proofErr w:type="spellStart"/>
-      <w:r>
-        <w:rPr>
-          <w:rFonts w:ascii="Sans Serif Collection" w:hAnsi="Sans Serif Collection" w:cs="Sans Serif Collection"/>
-        </w:rPr>
-        <w:t>dibawah</w:t>
-      </w:r>
-      <w:proofErr w:type="spellEnd"/>
-      <w:r>
-        <w:rPr>
-          <w:rFonts w:ascii="Sans Serif Collection" w:hAnsi="Sans Serif Collection" w:cs="Sans Serif Collection"/>
-        </w:rPr>
-        <w:t xml:space="preserve"> </w:t>
-      </w:r>
-      <w:proofErr w:type="spellStart"/>
-      <w:r>
-        <w:rPr>
-          <w:rFonts w:ascii="Sans Serif Collection" w:hAnsi="Sans Serif Collection" w:cs="Sans Serif Collection"/>
-        </w:rPr>
-        <w:t>ini</w:t>
-      </w:r>
-      <w:proofErr w:type="spellEnd"/>
-      <w:r>
-        <w:rPr>
-          <w:rFonts w:ascii="Sans Serif Collection" w:hAnsi="Sans Serif Collection" w:cs="Sans Serif Collection"/>
-        </w:rPr>
-        <w:t xml:space="preserve">? </w:t>
-      </w:r>
-      <w:proofErr w:type="spellStart"/>
-      <w:r>
-        <w:rPr>
-          <w:rFonts w:ascii="Sans Serif Collection" w:hAnsi="Sans Serif Collection" w:cs="Sans Serif Collection"/>
-        </w:rPr>
-        <w:t>System.out.println</w:t>
-      </w:r>
-      <w:proofErr w:type="spellEnd"/>
-      <w:r>
-        <w:rPr>
-          <w:rFonts w:ascii="Sans Serif Collection" w:hAnsi="Sans Serif Collection" w:cs="Sans Serif Collection"/>
-        </w:rPr>
-        <w:t>(</w:t>
-      </w:r>
-      <w:proofErr w:type="spellStart"/>
-      <w:r>
-        <w:rPr>
-          <w:rFonts w:ascii="Sans Serif Collection" w:hAnsi="Sans Serif Collection" w:cs="Sans Serif Collection"/>
-        </w:rPr>
-        <w:t>String.format</w:t>
-      </w:r>
-      <w:proofErr w:type="spellEnd"/>
-      <w:r>
-        <w:rPr>
-          <w:rFonts w:ascii="Sans Serif Collection" w:hAnsi="Sans Serif Collection" w:cs="Sans Serif Collection"/>
-        </w:rPr>
-        <w:t xml:space="preserve">("Saya </w:t>
-      </w:r>
-      <w:proofErr w:type="spellStart"/>
-      <w:r>
-        <w:rPr>
-          <w:rFonts w:ascii="Sans Serif Collection" w:hAnsi="Sans Serif Collection" w:cs="Sans Serif Collection"/>
-        </w:rPr>
-        <w:t>beripk</w:t>
-      </w:r>
-      <w:proofErr w:type="spellEnd"/>
-      <w:r>
-        <w:rPr>
-          <w:rFonts w:ascii="Sans Serif Collection" w:hAnsi="Sans Serif Collection" w:cs="Sans Serif Collection"/>
-        </w:rPr>
-        <w:t xml:space="preserve"> %s, </w:t>
-      </w:r>
-      <w:proofErr w:type="spellStart"/>
-      <w:r>
-        <w:rPr>
-          <w:rFonts w:ascii="Sans Serif Collection" w:hAnsi="Sans Serif Collection" w:cs="Sans Serif Collection"/>
-        </w:rPr>
-        <w:t>dengan</w:t>
-      </w:r>
-      <w:proofErr w:type="spellEnd"/>
-      <w:r>
-        <w:rPr>
-          <w:rFonts w:ascii="Sans Serif Collection" w:hAnsi="Sans Serif Collection" w:cs="Sans Serif Collection"/>
-        </w:rPr>
-        <w:t xml:space="preserve"> </w:t>
-      </w:r>
-      <w:proofErr w:type="spellStart"/>
-      <w:r>
-        <w:rPr>
-          <w:rFonts w:ascii="Sans Serif Collection" w:hAnsi="Sans Serif Collection" w:cs="Sans Serif Collection"/>
-        </w:rPr>
-        <w:t>tinggi</w:t>
-      </w:r>
-      <w:proofErr w:type="spellEnd"/>
-      <w:r>
-        <w:rPr>
-          <w:rFonts w:ascii="Sans Serif Collection" w:hAnsi="Sans Serif Collection" w:cs="Sans Serif Collection"/>
-        </w:rPr>
-        <w:t xml:space="preserve"> badan %s", $</w:t>
-      </w:r>
-      <w:proofErr w:type="spellStart"/>
-      <w:r>
-        <w:rPr>
-          <w:rFonts w:ascii="Sans Serif Collection" w:hAnsi="Sans Serif Collection" w:cs="Sans Serif Collection"/>
-        </w:rPr>
-        <w:t>ipk</w:t>
-      </w:r>
-      <w:proofErr w:type="spellEnd"/>
-      <w:r>
-        <w:rPr>
-          <w:rFonts w:ascii="Sans Serif Collection" w:hAnsi="Sans Serif Collection" w:cs="Sans Serif Collection"/>
-        </w:rPr>
-        <w:t xml:space="preserve">, </w:t>
-      </w:r>
-      <w:proofErr w:type="spellStart"/>
-      <w:r>
-        <w:rPr>
-          <w:rFonts w:ascii="Sans Serif Collection" w:hAnsi="Sans Serif Collection" w:cs="Sans Serif Collection"/>
-        </w:rPr>
-        <w:t>tinggi</w:t>
-      </w:r>
-      <w:proofErr w:type="spellEnd"/>
-      <w:r>
-        <w:rPr>
-          <w:rFonts w:ascii="Sans Serif Collection" w:hAnsi="Sans Serif Collection" w:cs="Sans Serif Collection"/>
-        </w:rPr>
-        <w:t xml:space="preserve">)); </w:t>
-      </w:r>
-      <w:proofErr w:type="spellStart"/>
-      <w:r>
-        <w:rPr>
-          <w:rFonts w:ascii="Sans Serif Collection" w:hAnsi="Sans Serif Collection" w:cs="Sans Serif Collection"/>
-        </w:rPr>
-        <w:t>Apakah</w:t>
-      </w:r>
-      <w:proofErr w:type="spellEnd"/>
-      <w:r>
-        <w:rPr>
-          <w:rFonts w:ascii="Sans Serif Collection" w:hAnsi="Sans Serif Collection" w:cs="Sans Serif Collection"/>
-        </w:rPr>
-        <w:t xml:space="preserve"> </w:t>
-      </w:r>
-      <w:proofErr w:type="spellStart"/>
-      <w:r>
-        <w:rPr>
-          <w:rFonts w:ascii="Sans Serif Collection" w:hAnsi="Sans Serif Collection" w:cs="Sans Serif Collection"/>
-        </w:rPr>
-        <w:t>ada</w:t>
-      </w:r>
-      <w:proofErr w:type="spellEnd"/>
-      <w:r>
-        <w:rPr>
-          <w:rFonts w:ascii="Sans Serif Collection" w:hAnsi="Sans Serif Collection" w:cs="Sans Serif Collection"/>
-        </w:rPr>
-        <w:t xml:space="preserve"> yang </w:t>
-      </w:r>
-      <w:proofErr w:type="spellStart"/>
-      <w:r>
-        <w:rPr>
-          <w:rFonts w:ascii="Sans Serif Collection" w:hAnsi="Sans Serif Collection" w:cs="Sans Serif Collection"/>
-        </w:rPr>
-        <w:t>bisa</w:t>
-      </w:r>
-      <w:proofErr w:type="spellEnd"/>
-      <w:r>
-        <w:rPr>
-          <w:rFonts w:ascii="Sans Serif Collection" w:hAnsi="Sans Serif Collection" w:cs="Sans Serif Collection"/>
-        </w:rPr>
-        <w:t xml:space="preserve"> </w:t>
-      </w:r>
-      <w:proofErr w:type="spellStart"/>
-      <w:r>
-        <w:rPr>
-          <w:rFonts w:ascii="Sans Serif Collection" w:hAnsi="Sans Serif Collection" w:cs="Sans Serif Collection"/>
-        </w:rPr>
-        <w:t>digunakan</w:t>
-      </w:r>
-      <w:proofErr w:type="spellEnd"/>
-      <w:r>
-        <w:rPr>
-          <w:rFonts w:ascii="Sans Serif Collection" w:hAnsi="Sans Serif Collection" w:cs="Sans Serif Collection"/>
-        </w:rPr>
-        <w:t xml:space="preserve"> </w:t>
-      </w:r>
-      <w:proofErr w:type="spellStart"/>
-      <w:r>
-        <w:rPr>
-          <w:rFonts w:ascii="Sans Serif Collection" w:hAnsi="Sans Serif Collection" w:cs="Sans Serif Collection"/>
-        </w:rPr>
-        <w:t>selain</w:t>
-      </w:r>
-      <w:proofErr w:type="spellEnd"/>
-      <w:r>
-        <w:rPr>
-          <w:rFonts w:ascii="Sans Serif Collection" w:hAnsi="Sans Serif Collection" w:cs="Sans Serif Collection"/>
-        </w:rPr>
-        <w:t xml:space="preserve"> %s? </w:t>
-      </w:r>
-      <w:proofErr w:type="spellStart"/>
-      <w:r>
-        <w:rPr>
-          <w:rFonts w:ascii="Sans Serif Collection" w:hAnsi="Sans Serif Collection" w:cs="Sans Serif Collection"/>
-        </w:rPr>
-        <w:t>Sebut</w:t>
-      </w:r>
-      <w:proofErr w:type="spellEnd"/>
-      <w:r>
-        <w:rPr>
-          <w:rFonts w:ascii="Sans Serif Collection" w:hAnsi="Sans Serif Collection" w:cs="Sans Serif Collection"/>
-        </w:rPr>
-        <w:t xml:space="preserve"> dan</w:t>
-      </w:r>
-      <w:r>
-        <w:rPr>
-          <w:rFonts w:ascii="Sans Serif Collection" w:hAnsi="Sans Serif Collection" w:cs="Sans Serif Collection"/>
-        </w:rPr>
-        <w:t xml:space="preserve"> </w:t>
-      </w:r>
-      <w:proofErr w:type="spellStart"/>
-      <w:r>
-        <w:rPr>
-          <w:rFonts w:ascii="Sans Serif Collection" w:hAnsi="Sans Serif Collection" w:cs="Sans Serif Collection"/>
-        </w:rPr>
-        <w:t>jelaskan</w:t>
-      </w:r>
-      <w:proofErr w:type="spellEnd"/>
-      <w:r>
-        <w:rPr>
-          <w:rFonts w:ascii="Sans Serif Collection" w:hAnsi="Sans Serif Collection" w:cs="Sans Serif Collection"/>
-        </w:rPr>
-        <w:t>!</w:t>
+        <w:t xml:space="preserve"> Untuk apakah %s pada statement dibawah ini? System.out.println(String.format("Saya beripk %s, dengan tinggi badan %s", $ipk, tinggi)); Apakah ada yang bisa digunakan selain %s? Sebut dan jelaskan!</w:t>
       </w:r>
     </w:p>
     <w:p>
@@ -634,23 +291,13 @@
           <w:bCs/>
         </w:rPr>
       </w:pPr>
-      <w:proofErr w:type="spellStart"/>
       <w:r>
         <w:rPr>
           <w:rFonts w:ascii="Sans Serif Collection" w:hAnsi="Sans Serif Collection" w:cs="Sans Serif Collection"/>
           <w:b/>
           <w:bCs/>
         </w:rPr>
-        <w:t>Jawaban</w:t>
-      </w:r>
-      <w:proofErr w:type="spellEnd"/>
-      <w:r>
-        <w:rPr>
-          <w:rFonts w:ascii="Sans Serif Collection" w:hAnsi="Sans Serif Collection" w:cs="Sans Serif Collection"/>
-          <w:b/>
-          <w:bCs/>
-        </w:rPr>
-        <w:t xml:space="preserve">: </w:t>
+        <w:t xml:space="preserve">Jawaban: </w:t>
       </w:r>
     </w:p>
     <w:p>
@@ -663,299 +310,17 @@
           <w:rFonts w:ascii="Sans Serif Collection" w:hAnsi="Sans Serif Collection" w:cs="Sans Serif Collection"/>
         </w:rPr>
       </w:pPr>
-      <w:proofErr w:type="spellStart"/>
-      <w:r>
-        <w:rPr>
-          <w:rFonts w:ascii="Sans Serif Collection" w:hAnsi="Sans Serif Collection" w:cs="Sans Serif Collection"/>
-        </w:rPr>
-        <w:t>Kegunaan</w:t>
-      </w:r>
-      <w:proofErr w:type="spellEnd"/>
-      <w:r>
-        <w:rPr>
-          <w:rFonts w:ascii="Sans Serif Collection" w:hAnsi="Sans Serif Collection" w:cs="Sans Serif Collection"/>
-        </w:rPr>
-        <w:t xml:space="preserve"> statement %s </w:t>
-      </w:r>
-      <w:proofErr w:type="spellStart"/>
-      <w:r>
-        <w:rPr>
-          <w:rFonts w:ascii="Sans Serif Collection" w:hAnsi="Sans Serif Collection" w:cs="Sans Serif Collection"/>
-        </w:rPr>
-        <w:t>diatas</w:t>
-      </w:r>
-      <w:proofErr w:type="spellEnd"/>
-      <w:r>
-        <w:rPr>
-          <w:rFonts w:ascii="Sans Serif Collection" w:hAnsi="Sans Serif Collection" w:cs="Sans Serif Collection"/>
-        </w:rPr>
-        <w:t xml:space="preserve"> </w:t>
-      </w:r>
-      <w:proofErr w:type="spellStart"/>
-      <w:r>
-        <w:rPr>
-          <w:rFonts w:ascii="Sans Serif Collection" w:hAnsi="Sans Serif Collection" w:cs="Sans Serif Collection"/>
-        </w:rPr>
-        <w:t>adalah</w:t>
-      </w:r>
-      <w:proofErr w:type="spellEnd"/>
-      <w:r>
-        <w:rPr>
-          <w:rFonts w:ascii="Sans Serif Collection" w:hAnsi="Sans Serif Collection" w:cs="Sans Serif Collection"/>
-        </w:rPr>
-        <w:t xml:space="preserve"> </w:t>
-      </w:r>
-      <w:proofErr w:type="spellStart"/>
-      <w:r>
-        <w:rPr>
-          <w:rFonts w:ascii="Sans Serif Collection" w:hAnsi="Sans Serif Collection" w:cs="Sans Serif Collection"/>
-        </w:rPr>
-        <w:t>untuk</w:t>
-      </w:r>
-      <w:proofErr w:type="spellEnd"/>
-      <w:r>
-        <w:rPr>
-          <w:rFonts w:ascii="Sans Serif Collection" w:hAnsi="Sans Serif Collection" w:cs="Sans Serif Collection"/>
-        </w:rPr>
-        <w:t xml:space="preserve"> </w:t>
-      </w:r>
-      <w:proofErr w:type="spellStart"/>
-      <w:r>
-        <w:rPr>
-          <w:rFonts w:ascii="Sans Serif Collection" w:hAnsi="Sans Serif Collection" w:cs="Sans Serif Collection"/>
-        </w:rPr>
-        <w:t>memformat</w:t>
-      </w:r>
-      <w:proofErr w:type="spellEnd"/>
-      <w:r>
-        <w:rPr>
-          <w:rFonts w:ascii="Sans Serif Collection" w:hAnsi="Sans Serif Collection" w:cs="Sans Serif Collection"/>
-        </w:rPr>
-        <w:t xml:space="preserve"> </w:t>
-      </w:r>
-      <w:proofErr w:type="gramStart"/>
-      <w:r>
-        <w:rPr>
-          <w:rFonts w:ascii="Sans Serif Collection" w:hAnsi="Sans Serif Collection" w:cs="Sans Serif Collection"/>
-        </w:rPr>
-        <w:t xml:space="preserve">integer  </w:t>
-      </w:r>
-      <w:proofErr w:type="spellStart"/>
-      <w:r>
-        <w:rPr>
-          <w:rFonts w:ascii="Sans Serif Collection" w:hAnsi="Sans Serif Collection" w:cs="Sans Serif Collection"/>
-        </w:rPr>
-        <w:t>menjadi</w:t>
-      </w:r>
-      <w:proofErr w:type="spellEnd"/>
-      <w:proofErr w:type="gramEnd"/>
-      <w:r>
-        <w:rPr>
-          <w:rFonts w:ascii="Sans Serif Collection" w:hAnsi="Sans Serif Collection" w:cs="Sans Serif Collection"/>
-        </w:rPr>
-        <w:t xml:space="preserve"> string,  Ada </w:t>
-      </w:r>
-      <w:proofErr w:type="spellStart"/>
-      <w:r>
-        <w:rPr>
-          <w:rFonts w:ascii="Sans Serif Collection" w:hAnsi="Sans Serif Collection" w:cs="Sans Serif Collection"/>
-        </w:rPr>
-        <w:t>Beberapa</w:t>
-      </w:r>
-      <w:proofErr w:type="spellEnd"/>
-      <w:r>
-        <w:rPr>
-          <w:rFonts w:ascii="Sans Serif Collection" w:hAnsi="Sans Serif Collection" w:cs="Sans Serif Collection"/>
-        </w:rPr>
-        <w:t xml:space="preserve">  statement yang </w:t>
-      </w:r>
-      <w:proofErr w:type="spellStart"/>
-      <w:r>
-        <w:rPr>
-          <w:rFonts w:ascii="Sans Serif Collection" w:hAnsi="Sans Serif Collection" w:cs="Sans Serif Collection"/>
-        </w:rPr>
-        <w:t>mirip</w:t>
-      </w:r>
-      <w:proofErr w:type="spellEnd"/>
-      <w:r>
-        <w:rPr>
-          <w:rFonts w:ascii="Sans Serif Collection" w:hAnsi="Sans Serif Collection" w:cs="Sans Serif Collection"/>
-        </w:rPr>
-        <w:t xml:space="preserve"> </w:t>
-      </w:r>
-      <w:proofErr w:type="spellStart"/>
-      <w:r>
-        <w:rPr>
-          <w:rFonts w:ascii="Sans Serif Collection" w:hAnsi="Sans Serif Collection" w:cs="Sans Serif Collection"/>
-        </w:rPr>
-        <w:t>dengan</w:t>
-      </w:r>
-      <w:proofErr w:type="spellEnd"/>
-      <w:r>
-        <w:rPr>
-          <w:rFonts w:ascii="Sans Serif Collection" w:hAnsi="Sans Serif Collection" w:cs="Sans Serif Collection"/>
-        </w:rPr>
-        <w:t xml:space="preserve"> %s, </w:t>
-      </w:r>
-      <w:proofErr w:type="spellStart"/>
-      <w:r>
-        <w:rPr>
-          <w:rFonts w:ascii="Sans Serif Collection" w:hAnsi="Sans Serif Collection" w:cs="Sans Serif Collection"/>
-        </w:rPr>
-        <w:t>yaitu</w:t>
-      </w:r>
-      <w:proofErr w:type="spellEnd"/>
-      <w:r>
-        <w:rPr>
-          <w:rFonts w:ascii="Sans Serif Collection" w:hAnsi="Sans Serif Collection" w:cs="Sans Serif Collection"/>
-        </w:rPr>
-        <w:t xml:space="preserve"> %d </w:t>
-      </w:r>
-      <w:proofErr w:type="spellStart"/>
-      <w:r>
-        <w:rPr>
-          <w:rFonts w:ascii="Sans Serif Collection" w:hAnsi="Sans Serif Collection" w:cs="Sans Serif Collection"/>
-        </w:rPr>
-        <w:t>atau</w:t>
-      </w:r>
-      <w:proofErr w:type="spellEnd"/>
-      <w:r>
-        <w:rPr>
-          <w:rFonts w:ascii="Sans Serif Collection" w:hAnsi="Sans Serif Collection" w:cs="Sans Serif Collection"/>
-        </w:rPr>
-        <w:t xml:space="preserve"> %</w:t>
-      </w:r>
-      <w:proofErr w:type="spellStart"/>
-      <w:r>
-        <w:rPr>
-          <w:rFonts w:ascii="Sans Serif Collection" w:hAnsi="Sans Serif Collection" w:cs="Sans Serif Collection"/>
-        </w:rPr>
-        <w:t>i</w:t>
-      </w:r>
-      <w:proofErr w:type="spellEnd"/>
-      <w:r>
-        <w:rPr>
-          <w:rFonts w:ascii="Sans Serif Collection" w:hAnsi="Sans Serif Collection" w:cs="Sans Serif Collection"/>
-        </w:rPr>
-        <w:t xml:space="preserve"> </w:t>
-      </w:r>
-      <w:proofErr w:type="spellStart"/>
-      <w:r>
-        <w:rPr>
-          <w:rFonts w:ascii="Sans Serif Collection" w:hAnsi="Sans Serif Collection" w:cs="Sans Serif Collection"/>
-        </w:rPr>
-        <w:t>untuk</w:t>
-      </w:r>
-      <w:proofErr w:type="spellEnd"/>
-      <w:r>
-        <w:rPr>
-          <w:rFonts w:ascii="Sans Serif Collection" w:hAnsi="Sans Serif Collection" w:cs="Sans Serif Collection"/>
-        </w:rPr>
-        <w:t xml:space="preserve"> Integer, %f </w:t>
-      </w:r>
-      <w:proofErr w:type="spellStart"/>
-      <w:r>
-        <w:rPr>
-          <w:rFonts w:ascii="Sans Serif Collection" w:hAnsi="Sans Serif Collection" w:cs="Sans Serif Collection"/>
-        </w:rPr>
-        <w:t>untuk</w:t>
-      </w:r>
-      <w:proofErr w:type="spellEnd"/>
-      <w:r>
-        <w:rPr>
-          <w:rFonts w:ascii="Sans Serif Collection" w:hAnsi="Sans Serif Collection" w:cs="Sans Serif Collection"/>
-        </w:rPr>
-        <w:t xml:space="preserve"> float, </w:t>
-      </w:r>
-      <w:r>
-        <w:rPr>
-          <w:rFonts w:ascii="Sans Serif Collection" w:hAnsi="Sans Serif Collection" w:cs="Sans Serif Collection"/>
-        </w:rPr>
-        <w:t xml:space="preserve">%c </w:t>
-      </w:r>
-      <w:proofErr w:type="spellStart"/>
-      <w:r>
-        <w:rPr>
-          <w:rFonts w:ascii="Sans Serif Collection" w:hAnsi="Sans Serif Collection" w:cs="Sans Serif Collection"/>
-        </w:rPr>
-        <w:t>untuk</w:t>
-      </w:r>
-      <w:proofErr w:type="spellEnd"/>
-      <w:r>
-        <w:rPr>
-          <w:rFonts w:ascii="Sans Serif Collection" w:hAnsi="Sans Serif Collection" w:cs="Sans Serif Collection"/>
-        </w:rPr>
-        <w:t xml:space="preserve"> </w:t>
-      </w:r>
-      <w:proofErr w:type="spellStart"/>
-      <w:r>
-        <w:rPr>
-          <w:rFonts w:ascii="Sans Serif Collection" w:hAnsi="Sans Serif Collection" w:cs="Sans Serif Collection"/>
-        </w:rPr>
-        <w:t>karakter</w:t>
-      </w:r>
-      <w:proofErr w:type="spellEnd"/>
-      <w:r>
-        <w:rPr>
-          <w:rFonts w:ascii="Sans Serif Collection" w:hAnsi="Sans Serif Collection" w:cs="Sans Serif Collection"/>
-        </w:rPr>
-        <w:t xml:space="preserve"> </w:t>
-      </w:r>
-      <w:proofErr w:type="spellStart"/>
-      <w:r>
-        <w:rPr>
-          <w:rFonts w:ascii="Sans Serif Collection" w:hAnsi="Sans Serif Collection" w:cs="Sans Serif Collection"/>
-        </w:rPr>
-        <w:t>saja</w:t>
-      </w:r>
-      <w:proofErr w:type="spellEnd"/>
-      <w:r>
-        <w:rPr>
-          <w:rFonts w:ascii="Sans Serif Collection" w:hAnsi="Sans Serif Collection" w:cs="Sans Serif Collection"/>
-        </w:rPr>
-        <w:t xml:space="preserve">, dan %x </w:t>
-      </w:r>
-      <w:proofErr w:type="spellStart"/>
-      <w:r>
-        <w:rPr>
-          <w:rFonts w:ascii="Sans Serif Collection" w:hAnsi="Sans Serif Collection" w:cs="Sans Serif Collection"/>
-        </w:rPr>
-        <w:t>untuk</w:t>
-      </w:r>
-      <w:proofErr w:type="spellEnd"/>
-      <w:r>
-        <w:rPr>
-          <w:rFonts w:ascii="Sans Serif Collection" w:hAnsi="Sans Serif Collection" w:cs="Sans Serif Collection"/>
-        </w:rPr>
-        <w:t xml:space="preserve"> </w:t>
-      </w:r>
-      <w:proofErr w:type="spellStart"/>
-      <w:r>
-        <w:rPr>
-          <w:rFonts w:ascii="Sans Serif Collection" w:hAnsi="Sans Serif Collection" w:cs="Sans Serif Collection"/>
-        </w:rPr>
-        <w:t>menampilkan</w:t>
-      </w:r>
-      <w:proofErr w:type="spellEnd"/>
-      <w:r>
-        <w:rPr>
-          <w:rFonts w:ascii="Sans Serif Collection" w:hAnsi="Sans Serif Collection" w:cs="Sans Serif Collection"/>
-        </w:rPr>
-        <w:t xml:space="preserve"> </w:t>
-      </w:r>
-      <w:proofErr w:type="spellStart"/>
-      <w:r>
-        <w:rPr>
-          <w:rFonts w:ascii="Sans Serif Collection" w:hAnsi="Sans Serif Collection" w:cs="Sans Serif Collection"/>
-        </w:rPr>
-        <w:t>angka</w:t>
-      </w:r>
-      <w:proofErr w:type="spellEnd"/>
-      <w:r>
-        <w:rPr>
-          <w:rFonts w:ascii="Sans Serif Collection" w:hAnsi="Sans Serif Collection" w:cs="Sans Serif Collection"/>
-        </w:rPr>
-        <w:t xml:space="preserve"> hexadecimal.</w:t>
+      <w:r>
+        <w:rPr>
+          <w:rFonts w:ascii="Sans Serif Collection" w:hAnsi="Sans Serif Collection" w:cs="Sans Serif Collection"/>
+        </w:rPr>
+        <w:t xml:space="preserve">Kegunaan statement %s diatas adalah untuk memformat integer  menjadi string,  Ada Beberapa  statement yang mirip dengan %s, yaitu %d atau %i untuk Integer, %f untuk float, </w:t>
+      </w:r>
+      <w:r>
+        <w:rPr>
+          <w:rFonts w:ascii="Sans Serif Collection" w:hAnsi="Sans Serif Collection" w:cs="Sans Serif Collection"/>
+        </w:rPr>
+        <w:t>%c untuk karakter saja, dan %x untuk menampilkan angka hexadecimal.</w:t>
       </w:r>
     </w:p>
     <w:p>
@@ -982,7 +347,6 @@
           <w:szCs w:val="28"/>
         </w:rPr>
       </w:pPr>
-      <w:proofErr w:type="gramStart"/>
       <w:r>
         <w:rPr>
           <w:rFonts w:ascii="Arial Black" w:hAnsi="Arial Black" w:cs="Sans Serif Collection"/>
@@ -992,10 +356,12 @@
           <w:szCs w:val="28"/>
         </w:rPr>
         <w:lastRenderedPageBreak/>
-        <w:t xml:space="preserve">2.2  </w:t>
-      </w:r>
-      <w:proofErr w:type="spellStart"/>
-      <w:r>
+        <w:t>2.2  Percobaan 2: Penggunaan Tipedata</w:t>
+      </w:r>
+    </w:p>
+    <w:p>
+      <w:pPr>
+        <w:spacing w:after="0" w:line="240" w:lineRule="auto"/>
         <w:rPr>
           <w:rFonts w:ascii="Arial Black" w:hAnsi="Arial Black" w:cs="Sans Serif Collection"/>
           <w:b/>
@@ -1003,81 +369,23 @@
           <w:sz w:val="28"/>
           <w:szCs w:val="28"/>
         </w:rPr>
-        <w:t>Percobaan</w:t>
-      </w:r>
-      <w:proofErr w:type="spellEnd"/>
-      <w:proofErr w:type="gramEnd"/>
-      <w:r>
-        <w:rPr>
-          <w:rFonts w:ascii="Arial Black" w:hAnsi="Arial Black" w:cs="Sans Serif Collection"/>
+      </w:pPr>
+    </w:p>
+    <w:p>
+      <w:pPr>
+        <w:spacing w:after="0" w:line="240" w:lineRule="auto"/>
+        <w:rPr>
+          <w:rFonts w:ascii="Sans Serif Collection" w:hAnsi="Sans Serif Collection" w:cs="Sans Serif Collection"/>
           <w:b/>
           <w:bCs/>
-          <w:sz w:val="28"/>
-          <w:szCs w:val="28"/>
-        </w:rPr>
-        <w:t xml:space="preserve"> 2: </w:t>
-      </w:r>
-      <w:proofErr w:type="spellStart"/>
-      <w:r>
-        <w:rPr>
-          <w:rFonts w:ascii="Arial Black" w:hAnsi="Arial Black" w:cs="Sans Serif Collection"/>
+        </w:rPr>
+      </w:pPr>
+      <w:r>
+        <w:rPr>
+          <w:rFonts w:ascii="Sans Serif Collection" w:hAnsi="Sans Serif Collection" w:cs="Sans Serif Collection"/>
           <w:b/>
           <w:bCs/>
-          <w:sz w:val="28"/>
-          <w:szCs w:val="28"/>
-        </w:rPr>
-        <w:t>Penggunaan</w:t>
-      </w:r>
-      <w:proofErr w:type="spellEnd"/>
-      <w:r>
-        <w:rPr>
-          <w:rFonts w:ascii="Arial Black" w:hAnsi="Arial Black" w:cs="Sans Serif Collection"/>
-          <w:b/>
-          <w:bCs/>
-          <w:sz w:val="28"/>
-          <w:szCs w:val="28"/>
-        </w:rPr>
-        <w:t xml:space="preserve"> </w:t>
-      </w:r>
-      <w:proofErr w:type="spellStart"/>
-      <w:r>
-        <w:rPr>
-          <w:rFonts w:ascii="Arial Black" w:hAnsi="Arial Black" w:cs="Sans Serif Collection"/>
-          <w:b/>
-          <w:bCs/>
-          <w:sz w:val="28"/>
-          <w:szCs w:val="28"/>
-        </w:rPr>
-        <w:t>Tipedata</w:t>
-      </w:r>
-      <w:proofErr w:type="spellEnd"/>
-    </w:p>
-    <w:p>
-      <w:pPr>
-        <w:spacing w:after="0" w:line="240" w:lineRule="auto"/>
-        <w:rPr>
-          <w:rFonts w:ascii="Arial Black" w:hAnsi="Arial Black" w:cs="Sans Serif Collection"/>
-          <w:b/>
-          <w:bCs/>
-          <w:sz w:val="28"/>
-          <w:szCs w:val="28"/>
-        </w:rPr>
-      </w:pPr>
-    </w:p>
-    <w:p>
-      <w:pPr>
-        <w:spacing w:after="0" w:line="240" w:lineRule="auto"/>
-        <w:rPr>
-          <w:rFonts w:ascii="Sans Serif Collection" w:hAnsi="Sans Serif Collection" w:cs="Sans Serif Collection"/>
-          <w:b/>
-          <w:bCs/>
-        </w:rPr>
-      </w:pPr>
-      <w:r>
-        <w:rPr>
-          <w:rFonts w:ascii="Sans Serif Collection" w:hAnsi="Sans Serif Collection" w:cs="Sans Serif Collection"/>
-          <w:b/>
-          <w:bCs/>
+          <w:noProof/>
         </w:rPr>
         <w:drawing>
           <wp:inline distT="0" distB="0" distL="0" distR="0" wp14:anchorId="647FF8C0" wp14:editId="7D70F88D">
@@ -1136,177 +444,39 @@
           <w:rFonts w:ascii="Sans Serif Collection" w:hAnsi="Sans Serif Collection" w:cs="Sans Serif Collection"/>
         </w:rPr>
       </w:pPr>
-      <w:proofErr w:type="spellStart"/>
-      <w:proofErr w:type="gramStart"/>
-      <w:r>
-        <w:rPr>
-          <w:rFonts w:ascii="Sans Serif Collection" w:hAnsi="Sans Serif Collection" w:cs="Sans Serif Collection"/>
-        </w:rPr>
-        <w:t>Kenapa</w:t>
-      </w:r>
-      <w:proofErr w:type="spellEnd"/>
-      <w:r>
-        <w:rPr>
-          <w:rFonts w:ascii="Sans Serif Collection" w:hAnsi="Sans Serif Collection" w:cs="Sans Serif Collection"/>
-        </w:rPr>
-        <w:t xml:space="preserve">  Ketika</w:t>
-      </w:r>
-      <w:proofErr w:type="gramEnd"/>
-      <w:r>
-        <w:rPr>
-          <w:rFonts w:ascii="Sans Serif Collection" w:hAnsi="Sans Serif Collection" w:cs="Sans Serif Collection"/>
-        </w:rPr>
-        <w:t xml:space="preserve"> </w:t>
-      </w:r>
-      <w:proofErr w:type="spellStart"/>
-      <w:r>
-        <w:rPr>
-          <w:rFonts w:ascii="Sans Serif Collection" w:hAnsi="Sans Serif Collection" w:cs="Sans Serif Collection"/>
-        </w:rPr>
-        <w:t>menampilkan</w:t>
-      </w:r>
-      <w:proofErr w:type="spellEnd"/>
-      <w:r>
-        <w:rPr>
-          <w:rFonts w:ascii="Sans Serif Collection" w:hAnsi="Sans Serif Collection" w:cs="Sans Serif Collection"/>
-        </w:rPr>
-        <w:t xml:space="preserve"> Nilai “</w:t>
-      </w:r>
-      <w:proofErr w:type="spellStart"/>
-      <w:r>
-        <w:rPr>
-          <w:rFonts w:ascii="Sans Serif Collection" w:hAnsi="Sans Serif Collection" w:cs="Sans Serif Collection"/>
-        </w:rPr>
-        <w:t>golonganDarah</w:t>
-      </w:r>
-      <w:proofErr w:type="spellEnd"/>
-      <w:r>
-        <w:rPr>
-          <w:rFonts w:ascii="Sans Serif Collection" w:hAnsi="Sans Serif Collection" w:cs="Sans Serif Collection"/>
-        </w:rPr>
-        <w:t xml:space="preserve">” </w:t>
-      </w:r>
-      <w:proofErr w:type="spellStart"/>
-      <w:r>
-        <w:rPr>
-          <w:rFonts w:ascii="Sans Serif Collection" w:hAnsi="Sans Serif Collection" w:cs="Sans Serif Collection"/>
-        </w:rPr>
-        <w:t>Hasilnya</w:t>
-      </w:r>
-      <w:proofErr w:type="spellEnd"/>
-      <w:r>
-        <w:rPr>
-          <w:rFonts w:ascii="Sans Serif Collection" w:hAnsi="Sans Serif Collection" w:cs="Sans Serif Collection"/>
-        </w:rPr>
-        <w:t xml:space="preserve"> </w:t>
-      </w:r>
-      <w:proofErr w:type="spellStart"/>
-      <w:r>
-        <w:rPr>
-          <w:rFonts w:ascii="Sans Serif Collection" w:hAnsi="Sans Serif Collection" w:cs="Sans Serif Collection"/>
-        </w:rPr>
-        <w:t>Bukan</w:t>
-      </w:r>
-      <w:proofErr w:type="spellEnd"/>
-      <w:r>
-        <w:rPr>
-          <w:rFonts w:ascii="Sans Serif Collection" w:hAnsi="Sans Serif Collection" w:cs="Sans Serif Collection"/>
-        </w:rPr>
-        <w:t xml:space="preserve"> 0?</w:t>
-      </w:r>
-    </w:p>
-    <w:p>
-      <w:pPr>
-        <w:pStyle w:val="ListParagraph"/>
-        <w:rPr>
-          <w:rFonts w:ascii="Sans Serif Collection" w:hAnsi="Sans Serif Collection" w:cs="Sans Serif Collection"/>
-        </w:rPr>
-      </w:pPr>
-      <w:proofErr w:type="spellStart"/>
-      <w:r>
-        <w:rPr>
-          <w:rFonts w:ascii="Sans Serif Collection" w:hAnsi="Sans Serif Collection" w:cs="Sans Serif Collection"/>
-        </w:rPr>
-        <w:t>Jawaban</w:t>
-      </w:r>
-      <w:proofErr w:type="spellEnd"/>
-      <w:r>
-        <w:rPr>
-          <w:rFonts w:ascii="Sans Serif Collection" w:hAnsi="Sans Serif Collection" w:cs="Sans Serif Collection"/>
-        </w:rPr>
-        <w:t>:</w:t>
-      </w:r>
-    </w:p>
-    <w:p>
-      <w:pPr>
-        <w:pStyle w:val="ListParagraph"/>
-        <w:rPr>
-          <w:rFonts w:ascii="Sans Serif Collection" w:hAnsi="Sans Serif Collection" w:cs="Sans Serif Collection"/>
-        </w:rPr>
-      </w:pPr>
-      <w:proofErr w:type="gramStart"/>
-      <w:r>
-        <w:rPr>
-          <w:rFonts w:ascii="Sans Serif Collection" w:hAnsi="Sans Serif Collection" w:cs="Sans Serif Collection"/>
-        </w:rPr>
-        <w:t xml:space="preserve">Karena  </w:t>
-      </w:r>
-      <w:proofErr w:type="spellStart"/>
-      <w:r>
-        <w:rPr>
-          <w:rFonts w:ascii="Sans Serif Collection" w:hAnsi="Sans Serif Collection" w:cs="Sans Serif Collection"/>
-        </w:rPr>
-        <w:t>Terjadi</w:t>
-      </w:r>
-      <w:proofErr w:type="spellEnd"/>
-      <w:proofErr w:type="gramEnd"/>
-      <w:r>
-        <w:rPr>
-          <w:rFonts w:ascii="Sans Serif Collection" w:hAnsi="Sans Serif Collection" w:cs="Sans Serif Collection"/>
-        </w:rPr>
-        <w:t xml:space="preserve"> Casting yang Dimana </w:t>
-      </w:r>
-      <w:proofErr w:type="spellStart"/>
-      <w:r>
-        <w:rPr>
-          <w:rFonts w:ascii="Sans Serif Collection" w:hAnsi="Sans Serif Collection" w:cs="Sans Serif Collection"/>
-        </w:rPr>
-        <w:t>merubah</w:t>
-      </w:r>
-      <w:proofErr w:type="spellEnd"/>
-      <w:r>
-        <w:rPr>
-          <w:rFonts w:ascii="Sans Serif Collection" w:hAnsi="Sans Serif Collection" w:cs="Sans Serif Collection"/>
-        </w:rPr>
-        <w:t xml:space="preserve"> string </w:t>
-      </w:r>
-      <w:proofErr w:type="spellStart"/>
-      <w:r>
-        <w:rPr>
-          <w:rFonts w:ascii="Sans Serif Collection" w:hAnsi="Sans Serif Collection" w:cs="Sans Serif Collection"/>
-        </w:rPr>
-        <w:t>tersebut</w:t>
-      </w:r>
-      <w:proofErr w:type="spellEnd"/>
-      <w:r>
-        <w:rPr>
-          <w:rFonts w:ascii="Sans Serif Collection" w:hAnsi="Sans Serif Collection" w:cs="Sans Serif Collection"/>
-        </w:rPr>
-        <w:t xml:space="preserve"> </w:t>
-      </w:r>
-      <w:proofErr w:type="spellStart"/>
-      <w:r>
-        <w:rPr>
-          <w:rFonts w:ascii="Sans Serif Collection" w:hAnsi="Sans Serif Collection" w:cs="Sans Serif Collection"/>
-        </w:rPr>
-        <w:t>menjadi</w:t>
-      </w:r>
-      <w:proofErr w:type="spellEnd"/>
-      <w:r>
-        <w:rPr>
-          <w:rFonts w:ascii="Sans Serif Collection" w:hAnsi="Sans Serif Collection" w:cs="Sans Serif Collection"/>
-        </w:rPr>
-        <w:t xml:space="preserve"> byte </w:t>
+      <w:r>
+        <w:rPr>
+          <w:rFonts w:ascii="Sans Serif Collection" w:hAnsi="Sans Serif Collection" w:cs="Sans Serif Collection"/>
+        </w:rPr>
+        <w:t>Kenapa  Ketika menampilkan Nilai “golonganDarah” Hasilnya Bukan 0?</w:t>
+      </w:r>
+    </w:p>
+    <w:p>
+      <w:pPr>
+        <w:pStyle w:val="ListParagraph"/>
+        <w:rPr>
+          <w:rFonts w:ascii="Sans Serif Collection" w:hAnsi="Sans Serif Collection" w:cs="Sans Serif Collection"/>
+        </w:rPr>
+      </w:pPr>
+      <w:r>
+        <w:rPr>
+          <w:rFonts w:ascii="Sans Serif Collection" w:hAnsi="Sans Serif Collection" w:cs="Sans Serif Collection"/>
+        </w:rPr>
+        <w:t>Jawaban:</w:t>
+      </w:r>
+    </w:p>
+    <w:p>
+      <w:pPr>
+        <w:pStyle w:val="ListParagraph"/>
+        <w:rPr>
+          <w:rFonts w:ascii="Sans Serif Collection" w:hAnsi="Sans Serif Collection" w:cs="Sans Serif Collection"/>
+        </w:rPr>
+      </w:pPr>
+      <w:r>
+        <w:rPr>
+          <w:rFonts w:ascii="Sans Serif Collection" w:hAnsi="Sans Serif Collection" w:cs="Sans Serif Collection"/>
+        </w:rPr>
+        <w:t xml:space="preserve">Karena  Terjadi Casting yang Dimana merubah string tersebut menjadi byte </w:t>
       </w:r>
     </w:p>
     <w:p>
@@ -1320,68 +490,11 @@
           <w:rFonts w:ascii="Sans Serif Collection" w:hAnsi="Sans Serif Collection" w:cs="Sans Serif Collection"/>
         </w:rPr>
       </w:pPr>
-      <w:proofErr w:type="spellStart"/>
-      <w:r>
-        <w:rPr>
-          <w:rFonts w:ascii="Sans Serif Collection" w:hAnsi="Sans Serif Collection" w:cs="Sans Serif Collection"/>
-        </w:rPr>
-        <w:t>Apa</w:t>
-      </w:r>
-      <w:proofErr w:type="spellEnd"/>
-      <w:r>
-        <w:rPr>
-          <w:rFonts w:ascii="Sans Serif Collection" w:hAnsi="Sans Serif Collection" w:cs="Sans Serif Collection"/>
-        </w:rPr>
-        <w:t xml:space="preserve"> </w:t>
-      </w:r>
-      <w:proofErr w:type="spellStart"/>
-      <w:r>
-        <w:rPr>
-          <w:rFonts w:ascii="Sans Serif Collection" w:hAnsi="Sans Serif Collection" w:cs="Sans Serif Collection"/>
-        </w:rPr>
-        <w:t>maksud</w:t>
-      </w:r>
-      <w:proofErr w:type="spellEnd"/>
-      <w:r>
-        <w:rPr>
-          <w:rFonts w:ascii="Sans Serif Collection" w:hAnsi="Sans Serif Collection" w:cs="Sans Serif Collection"/>
-        </w:rPr>
-        <w:t xml:space="preserve"> </w:t>
-      </w:r>
-      <w:proofErr w:type="spellStart"/>
-      <w:r>
-        <w:rPr>
-          <w:rFonts w:ascii="Sans Serif Collection" w:hAnsi="Sans Serif Collection" w:cs="Sans Serif Collection"/>
-        </w:rPr>
-        <w:t>sintak</w:t>
-      </w:r>
-      <w:proofErr w:type="spellEnd"/>
-      <w:r>
-        <w:rPr>
-          <w:rFonts w:ascii="Sans Serif Collection" w:hAnsi="Sans Serif Collection" w:cs="Sans Serif Collection"/>
-        </w:rPr>
-        <w:t xml:space="preserve"> byte </w:t>
-      </w:r>
-      <w:proofErr w:type="spellStart"/>
-      <w:r>
-        <w:rPr>
-          <w:rFonts w:ascii="Sans Serif Collection" w:hAnsi="Sans Serif Collection" w:cs="Sans Serif Collection"/>
-        </w:rPr>
-        <w:t>jarak</w:t>
-      </w:r>
-      <w:proofErr w:type="spellEnd"/>
-      <w:r>
-        <w:rPr>
-          <w:rFonts w:ascii="Sans Serif Collection" w:hAnsi="Sans Serif Collection" w:cs="Sans Serif Collection"/>
-        </w:rPr>
-        <w:t xml:space="preserve"> = (byte) </w:t>
-      </w:r>
-      <w:proofErr w:type="gramStart"/>
-      <w:r>
-        <w:rPr>
-          <w:rFonts w:ascii="Sans Serif Collection" w:hAnsi="Sans Serif Collection" w:cs="Sans Serif Collection"/>
-        </w:rPr>
-        <w:t>1</w:t>
+      <w:r>
+        <w:rPr>
+          <w:rFonts w:ascii="Sans Serif Collection" w:hAnsi="Sans Serif Collection" w:cs="Sans Serif Collection"/>
+        </w:rPr>
+        <w:t>Apa maksud sintak byte jarak = (byte) 1</w:t>
       </w:r>
       <w:r>
         <w:rPr>
@@ -1393,338 +506,41 @@
         <w:rPr>
           <w:rFonts w:ascii="Sans Serif Collection" w:hAnsi="Sans Serif Collection" w:cs="Sans Serif Collection"/>
         </w:rPr>
-        <w:t>0 ?</w:t>
-      </w:r>
-      <w:proofErr w:type="gramEnd"/>
-      <w:r>
-        <w:rPr>
-          <w:rFonts w:ascii="Sans Serif Collection" w:hAnsi="Sans Serif Collection" w:cs="Sans Serif Collection"/>
-        </w:rPr>
-        <w:t xml:space="preserve"> </w:t>
-      </w:r>
-      <w:proofErr w:type="spellStart"/>
-      <w:r>
-        <w:rPr>
-          <w:rFonts w:ascii="Sans Serif Collection" w:hAnsi="Sans Serif Collection" w:cs="Sans Serif Collection"/>
-        </w:rPr>
-        <w:t>kemudian</w:t>
-      </w:r>
-      <w:proofErr w:type="spellEnd"/>
-      <w:r>
-        <w:rPr>
-          <w:rFonts w:ascii="Sans Serif Collection" w:hAnsi="Sans Serif Collection" w:cs="Sans Serif Collection"/>
-        </w:rPr>
-        <w:t xml:space="preserve"> </w:t>
-      </w:r>
-      <w:proofErr w:type="spellStart"/>
-      <w:r>
-        <w:rPr>
-          <w:rFonts w:ascii="Sans Serif Collection" w:hAnsi="Sans Serif Collection" w:cs="Sans Serif Collection"/>
-        </w:rPr>
-        <w:t>mengapa</w:t>
-      </w:r>
-      <w:proofErr w:type="spellEnd"/>
-      <w:r>
-        <w:rPr>
-          <w:rFonts w:ascii="Sans Serif Collection" w:hAnsi="Sans Serif Collection" w:cs="Sans Serif Collection"/>
-        </w:rPr>
-        <w:t xml:space="preserve"> </w:t>
-      </w:r>
-      <w:proofErr w:type="spellStart"/>
-      <w:r>
-        <w:rPr>
-          <w:rFonts w:ascii="Sans Serif Collection" w:hAnsi="Sans Serif Collection" w:cs="Sans Serif Collection"/>
-        </w:rPr>
-        <w:t>ketika</w:t>
-      </w:r>
-      <w:proofErr w:type="spellEnd"/>
-      <w:r>
-        <w:rPr>
-          <w:rFonts w:ascii="Sans Serif Collection" w:hAnsi="Sans Serif Collection" w:cs="Sans Serif Collection"/>
-        </w:rPr>
-        <w:t xml:space="preserve"> </w:t>
-      </w:r>
-      <w:proofErr w:type="spellStart"/>
-      <w:r>
-        <w:rPr>
-          <w:rFonts w:ascii="Sans Serif Collection" w:hAnsi="Sans Serif Collection" w:cs="Sans Serif Collection"/>
-        </w:rPr>
-        <w:t>ditampilkan</w:t>
-      </w:r>
-      <w:proofErr w:type="spellEnd"/>
-      <w:r>
-        <w:rPr>
-          <w:rFonts w:ascii="Sans Serif Collection" w:hAnsi="Sans Serif Collection" w:cs="Sans Serif Collection"/>
-        </w:rPr>
-        <w:t xml:space="preserve"> </w:t>
-      </w:r>
-      <w:proofErr w:type="spellStart"/>
-      <w:r>
-        <w:rPr>
-          <w:rFonts w:ascii="Sans Serif Collection" w:hAnsi="Sans Serif Collection" w:cs="Sans Serif Collection"/>
-        </w:rPr>
-        <w:t>hasilnya</w:t>
-      </w:r>
-      <w:proofErr w:type="spellEnd"/>
-      <w:r>
-        <w:rPr>
-          <w:rFonts w:ascii="Sans Serif Collection" w:hAnsi="Sans Serif Collection" w:cs="Sans Serif Collection"/>
-        </w:rPr>
-        <w:t xml:space="preserve"> </w:t>
-      </w:r>
-      <w:proofErr w:type="spellStart"/>
-      <w:r>
-        <w:rPr>
-          <w:rFonts w:ascii="Sans Serif Collection" w:hAnsi="Sans Serif Collection" w:cs="Sans Serif Collection"/>
-        </w:rPr>
-        <w:t>berubah</w:t>
-      </w:r>
-      <w:proofErr w:type="spellEnd"/>
-      <w:r>
-        <w:rPr>
-          <w:rFonts w:ascii="Sans Serif Collection" w:hAnsi="Sans Serif Collection" w:cs="Sans Serif Collection"/>
-        </w:rPr>
-        <w:t>?</w:t>
-      </w:r>
-    </w:p>
-    <w:p>
-      <w:pPr>
-        <w:pStyle w:val="ListParagraph"/>
-        <w:rPr>
-          <w:rFonts w:ascii="Sans Serif Collection" w:hAnsi="Sans Serif Collection" w:cs="Sans Serif Collection"/>
-        </w:rPr>
-      </w:pPr>
-      <w:proofErr w:type="spellStart"/>
-      <w:r>
-        <w:rPr>
-          <w:rFonts w:ascii="Sans Serif Collection" w:hAnsi="Sans Serif Collection" w:cs="Sans Serif Collection"/>
-        </w:rPr>
-        <w:t>Jawaban</w:t>
-      </w:r>
-      <w:proofErr w:type="spellEnd"/>
-      <w:r>
-        <w:rPr>
-          <w:rFonts w:ascii="Sans Serif Collection" w:hAnsi="Sans Serif Collection" w:cs="Sans Serif Collection"/>
-        </w:rPr>
-        <w:t>:</w:t>
-      </w:r>
-    </w:p>
-    <w:p>
-      <w:pPr>
-        <w:pStyle w:val="ListParagraph"/>
-        <w:rPr>
-          <w:rFonts w:ascii="Sans Serif Collection" w:hAnsi="Sans Serif Collection" w:cs="Sans Serif Collection"/>
-        </w:rPr>
-      </w:pPr>
-      <w:r>
-        <w:rPr>
-          <w:rFonts w:ascii="Sans Serif Collection" w:hAnsi="Sans Serif Collection" w:cs="Sans Serif Collection"/>
-        </w:rPr>
-        <w:t xml:space="preserve">Syntax Byte </w:t>
-      </w:r>
-      <w:proofErr w:type="spellStart"/>
-      <w:r>
-        <w:rPr>
-          <w:rFonts w:ascii="Sans Serif Collection" w:hAnsi="Sans Serif Collection" w:cs="Sans Serif Collection"/>
-        </w:rPr>
-        <w:t>digunakan</w:t>
-      </w:r>
-      <w:proofErr w:type="spellEnd"/>
-      <w:r>
-        <w:rPr>
-          <w:rFonts w:ascii="Sans Serif Collection" w:hAnsi="Sans Serif Collection" w:cs="Sans Serif Collection"/>
-        </w:rPr>
-        <w:t xml:space="preserve"> </w:t>
-      </w:r>
-      <w:proofErr w:type="spellStart"/>
-      <w:r>
-        <w:rPr>
-          <w:rFonts w:ascii="Sans Serif Collection" w:hAnsi="Sans Serif Collection" w:cs="Sans Serif Collection"/>
-        </w:rPr>
-        <w:t>untuk</w:t>
-      </w:r>
-      <w:proofErr w:type="spellEnd"/>
-      <w:r>
-        <w:rPr>
-          <w:rFonts w:ascii="Sans Serif Collection" w:hAnsi="Sans Serif Collection" w:cs="Sans Serif Collection"/>
-        </w:rPr>
-        <w:t xml:space="preserve"> </w:t>
-      </w:r>
-      <w:proofErr w:type="spellStart"/>
-      <w:r>
-        <w:rPr>
-          <w:rFonts w:ascii="Sans Serif Collection" w:hAnsi="Sans Serif Collection" w:cs="Sans Serif Collection"/>
-        </w:rPr>
-        <w:t>mengubah</w:t>
-      </w:r>
-      <w:proofErr w:type="spellEnd"/>
-      <w:r>
-        <w:rPr>
-          <w:rFonts w:ascii="Sans Serif Collection" w:hAnsi="Sans Serif Collection" w:cs="Sans Serif Collection"/>
-        </w:rPr>
-        <w:t xml:space="preserve"> int </w:t>
-      </w:r>
-      <w:proofErr w:type="spellStart"/>
-      <w:r>
-        <w:rPr>
-          <w:rFonts w:ascii="Sans Serif Collection" w:hAnsi="Sans Serif Collection" w:cs="Sans Serif Collection"/>
-        </w:rPr>
-        <w:t>menjadi</w:t>
-      </w:r>
-      <w:proofErr w:type="spellEnd"/>
-      <w:r>
-        <w:rPr>
-          <w:rFonts w:ascii="Sans Serif Collection" w:hAnsi="Sans Serif Collection" w:cs="Sans Serif Collection"/>
-        </w:rPr>
-        <w:t xml:space="preserve"> byte, </w:t>
-      </w:r>
-      <w:proofErr w:type="spellStart"/>
-      <w:r>
-        <w:rPr>
-          <w:rFonts w:ascii="Sans Serif Collection" w:hAnsi="Sans Serif Collection" w:cs="Sans Serif Collection"/>
-        </w:rPr>
-        <w:t>hasilnya</w:t>
-      </w:r>
-      <w:proofErr w:type="spellEnd"/>
-      <w:r>
-        <w:rPr>
-          <w:rFonts w:ascii="Sans Serif Collection" w:hAnsi="Sans Serif Collection" w:cs="Sans Serif Collection"/>
-        </w:rPr>
-        <w:t xml:space="preserve"> </w:t>
-      </w:r>
-      <w:proofErr w:type="spellStart"/>
-      <w:r>
-        <w:rPr>
-          <w:rFonts w:ascii="Sans Serif Collection" w:hAnsi="Sans Serif Collection" w:cs="Sans Serif Collection"/>
-        </w:rPr>
-        <w:t>berubah</w:t>
-      </w:r>
-      <w:proofErr w:type="spellEnd"/>
-      <w:r>
-        <w:rPr>
-          <w:rFonts w:ascii="Sans Serif Collection" w:hAnsi="Sans Serif Collection" w:cs="Sans Serif Collection"/>
-        </w:rPr>
-        <w:t xml:space="preserve"> </w:t>
-      </w:r>
-      <w:proofErr w:type="spellStart"/>
-      <w:proofErr w:type="gramStart"/>
-      <w:r>
-        <w:rPr>
-          <w:rFonts w:ascii="Sans Serif Collection" w:hAnsi="Sans Serif Collection" w:cs="Sans Serif Collection"/>
-        </w:rPr>
-        <w:t>karena</w:t>
-      </w:r>
-      <w:proofErr w:type="spellEnd"/>
-      <w:r>
-        <w:rPr>
-          <w:rFonts w:ascii="Sans Serif Collection" w:hAnsi="Sans Serif Collection" w:cs="Sans Serif Collection"/>
-        </w:rPr>
-        <w:t xml:space="preserve"> </w:t>
-      </w:r>
-      <w:r>
-        <w:rPr>
-          <w:rFonts w:ascii="Sans Serif Collection" w:hAnsi="Sans Serif Collection" w:cs="Sans Serif Collection"/>
-        </w:rPr>
-        <w:t xml:space="preserve"> </w:t>
-      </w:r>
-      <w:proofErr w:type="spellStart"/>
-      <w:r>
-        <w:rPr>
-          <w:rFonts w:ascii="Sans Serif Collection" w:hAnsi="Sans Serif Collection" w:cs="Sans Serif Collection"/>
-        </w:rPr>
-        <w:t>jangkauan</w:t>
-      </w:r>
-      <w:proofErr w:type="spellEnd"/>
-      <w:proofErr w:type="gramEnd"/>
-      <w:r>
-        <w:rPr>
-          <w:rFonts w:ascii="Sans Serif Collection" w:hAnsi="Sans Serif Collection" w:cs="Sans Serif Collection"/>
-        </w:rPr>
-        <w:t xml:space="preserve"> </w:t>
-      </w:r>
-      <w:proofErr w:type="spellStart"/>
-      <w:r>
-        <w:rPr>
-          <w:rFonts w:ascii="Sans Serif Collection" w:hAnsi="Sans Serif Collection" w:cs="Sans Serif Collection"/>
-        </w:rPr>
-        <w:t>nilai</w:t>
-      </w:r>
-      <w:proofErr w:type="spellEnd"/>
-      <w:r>
-        <w:rPr>
-          <w:rFonts w:ascii="Sans Serif Collection" w:hAnsi="Sans Serif Collection" w:cs="Sans Serif Collection"/>
-        </w:rPr>
-        <w:t xml:space="preserve"> byte </w:t>
-      </w:r>
-      <w:proofErr w:type="spellStart"/>
-      <w:r>
-        <w:rPr>
-          <w:rFonts w:ascii="Sans Serif Collection" w:hAnsi="Sans Serif Collection" w:cs="Sans Serif Collection"/>
-        </w:rPr>
-        <w:t>hanyalah</w:t>
-      </w:r>
-      <w:proofErr w:type="spellEnd"/>
-      <w:r>
-        <w:rPr>
-          <w:rFonts w:ascii="Sans Serif Collection" w:hAnsi="Sans Serif Collection" w:cs="Sans Serif Collection"/>
-        </w:rPr>
-        <w:t xml:space="preserve"> -128 hingga 127, </w:t>
-      </w:r>
-      <w:proofErr w:type="spellStart"/>
-      <w:r>
-        <w:rPr>
-          <w:rFonts w:ascii="Sans Serif Collection" w:hAnsi="Sans Serif Collection" w:cs="Sans Serif Collection"/>
-        </w:rPr>
-        <w:t>karena</w:t>
-      </w:r>
-      <w:proofErr w:type="spellEnd"/>
-      <w:r>
-        <w:rPr>
-          <w:rFonts w:ascii="Sans Serif Collection" w:hAnsi="Sans Serif Collection" w:cs="Sans Serif Collection"/>
-        </w:rPr>
-        <w:t xml:space="preserve"> </w:t>
-      </w:r>
-      <w:proofErr w:type="spellStart"/>
-      <w:r>
-        <w:rPr>
-          <w:rFonts w:ascii="Sans Serif Collection" w:hAnsi="Sans Serif Collection" w:cs="Sans Serif Collection"/>
-        </w:rPr>
-        <w:t>nilainya</w:t>
-      </w:r>
-      <w:proofErr w:type="spellEnd"/>
-      <w:r>
-        <w:rPr>
-          <w:rFonts w:ascii="Sans Serif Collection" w:hAnsi="Sans Serif Collection" w:cs="Sans Serif Collection"/>
-        </w:rPr>
-        <w:t xml:space="preserve"> </w:t>
-      </w:r>
-      <w:proofErr w:type="spellStart"/>
-      <w:r>
-        <w:rPr>
-          <w:rFonts w:ascii="Sans Serif Collection" w:hAnsi="Sans Serif Collection" w:cs="Sans Serif Collection"/>
-        </w:rPr>
-        <w:t>lebih</w:t>
-      </w:r>
-      <w:proofErr w:type="spellEnd"/>
-      <w:r>
-        <w:rPr>
-          <w:rFonts w:ascii="Sans Serif Collection" w:hAnsi="Sans Serif Collection" w:cs="Sans Serif Collection"/>
-        </w:rPr>
-        <w:t xml:space="preserve">, </w:t>
-      </w:r>
-      <w:proofErr w:type="spellStart"/>
-      <w:r>
-        <w:rPr>
-          <w:rFonts w:ascii="Sans Serif Collection" w:hAnsi="Sans Serif Collection" w:cs="Sans Serif Collection"/>
-        </w:rPr>
-        <w:t>terjadilah</w:t>
-      </w:r>
-      <w:proofErr w:type="spellEnd"/>
-      <w:r>
-        <w:rPr>
-          <w:rFonts w:ascii="Sans Serif Collection" w:hAnsi="Sans Serif Collection" w:cs="Sans Serif Collection"/>
-        </w:rPr>
-        <w:t xml:space="preserve"> overflow</w:t>
+        <w:t>0 ? kemudian mengapa ketika ditampilkan hasilnya berubah?</w:t>
+      </w:r>
+    </w:p>
+    <w:p>
+      <w:pPr>
+        <w:pStyle w:val="ListParagraph"/>
+        <w:rPr>
+          <w:rFonts w:ascii="Sans Serif Collection" w:hAnsi="Sans Serif Collection" w:cs="Sans Serif Collection"/>
+        </w:rPr>
+      </w:pPr>
+      <w:r>
+        <w:rPr>
+          <w:rFonts w:ascii="Sans Serif Collection" w:hAnsi="Sans Serif Collection" w:cs="Sans Serif Collection"/>
+        </w:rPr>
+        <w:t>Jawaban:</w:t>
+      </w:r>
+    </w:p>
+    <w:p>
+      <w:pPr>
+        <w:pStyle w:val="ListParagraph"/>
+        <w:rPr>
+          <w:rFonts w:ascii="Sans Serif Collection" w:hAnsi="Sans Serif Collection" w:cs="Sans Serif Collection"/>
+        </w:rPr>
+      </w:pPr>
+      <w:r>
+        <w:rPr>
+          <w:rFonts w:ascii="Sans Serif Collection" w:hAnsi="Sans Serif Collection" w:cs="Sans Serif Collection"/>
+        </w:rPr>
+        <w:t xml:space="preserve">Syntax Byte digunakan untuk mengubah int menjadi byte, hasilnya berubah karena </w:t>
+      </w:r>
+      <w:r>
+        <w:rPr>
+          <w:rFonts w:ascii="Sans Serif Collection" w:hAnsi="Sans Serif Collection" w:cs="Sans Serif Collection"/>
+        </w:rPr>
+        <w:t xml:space="preserve"> jangkauan nilai byte hanyalah -128 hingga 127, karena nilainya lebih, terjadilah overflow</w:t>
       </w:r>
     </w:p>
     <w:p>
@@ -1743,198 +559,28 @@
           <w:rFonts w:ascii="Sans Serif Collection" w:hAnsi="Sans Serif Collection" w:cs="Sans Serif Collection"/>
         </w:rPr>
         <w:lastRenderedPageBreak/>
-        <w:t xml:space="preserve">Pada float </w:t>
-      </w:r>
-      <w:proofErr w:type="spellStart"/>
-      <w:r>
-        <w:rPr>
-          <w:rFonts w:ascii="Sans Serif Collection" w:hAnsi="Sans Serif Collection" w:cs="Sans Serif Collection"/>
-        </w:rPr>
-        <w:t>suhu</w:t>
-      </w:r>
-      <w:proofErr w:type="spellEnd"/>
-      <w:r>
-        <w:rPr>
-          <w:rFonts w:ascii="Sans Serif Collection" w:hAnsi="Sans Serif Collection" w:cs="Sans Serif Collection"/>
-        </w:rPr>
-        <w:t xml:space="preserve"> = 60.50F</w:t>
-      </w:r>
-      <w:proofErr w:type="gramStart"/>
-      <w:r>
-        <w:rPr>
-          <w:rFonts w:ascii="Sans Serif Collection" w:hAnsi="Sans Serif Collection" w:cs="Sans Serif Collection"/>
-        </w:rPr>
-        <w:t>; ,</w:t>
-      </w:r>
-      <w:proofErr w:type="gramEnd"/>
-      <w:r>
-        <w:rPr>
-          <w:rFonts w:ascii="Sans Serif Collection" w:hAnsi="Sans Serif Collection" w:cs="Sans Serif Collection"/>
-        </w:rPr>
-        <w:t xml:space="preserve"> </w:t>
-      </w:r>
-      <w:proofErr w:type="spellStart"/>
-      <w:r>
-        <w:rPr>
-          <w:rFonts w:ascii="Sans Serif Collection" w:hAnsi="Sans Serif Collection" w:cs="Sans Serif Collection"/>
-        </w:rPr>
-        <w:t>silakan</w:t>
-      </w:r>
-      <w:proofErr w:type="spellEnd"/>
-      <w:r>
-        <w:rPr>
-          <w:rFonts w:ascii="Sans Serif Collection" w:hAnsi="Sans Serif Collection" w:cs="Sans Serif Collection"/>
-        </w:rPr>
-        <w:t xml:space="preserve"> </w:t>
-      </w:r>
-      <w:proofErr w:type="spellStart"/>
-      <w:r>
-        <w:rPr>
-          <w:rFonts w:ascii="Sans Serif Collection" w:hAnsi="Sans Serif Collection" w:cs="Sans Serif Collection"/>
-        </w:rPr>
-        <w:t>hilangkan</w:t>
-      </w:r>
-      <w:proofErr w:type="spellEnd"/>
-      <w:r>
-        <w:rPr>
-          <w:rFonts w:ascii="Sans Serif Collection" w:hAnsi="Sans Serif Collection" w:cs="Sans Serif Collection"/>
-        </w:rPr>
-        <w:t xml:space="preserve">  F </w:t>
-      </w:r>
-      <w:proofErr w:type="spellStart"/>
-      <w:r>
-        <w:rPr>
-          <w:rFonts w:ascii="Sans Serif Collection" w:hAnsi="Sans Serif Collection" w:cs="Sans Serif Collection"/>
-        </w:rPr>
-        <w:t>kemudian</w:t>
-      </w:r>
-      <w:proofErr w:type="spellEnd"/>
-      <w:r>
-        <w:rPr>
-          <w:rFonts w:ascii="Sans Serif Collection" w:hAnsi="Sans Serif Collection" w:cs="Sans Serif Collection"/>
-        </w:rPr>
-        <w:t xml:space="preserve"> </w:t>
-      </w:r>
-      <w:proofErr w:type="spellStart"/>
-      <w:r>
-        <w:rPr>
-          <w:rFonts w:ascii="Sans Serif Collection" w:hAnsi="Sans Serif Collection" w:cs="Sans Serif Collection"/>
-        </w:rPr>
-        <w:t>jalankan</w:t>
-      </w:r>
-      <w:proofErr w:type="spellEnd"/>
-      <w:r>
-        <w:rPr>
-          <w:rFonts w:ascii="Sans Serif Collection" w:hAnsi="Sans Serif Collection" w:cs="Sans Serif Collection"/>
-        </w:rPr>
-        <w:t xml:space="preserve"> </w:t>
-      </w:r>
-      <w:proofErr w:type="spellStart"/>
-      <w:r>
-        <w:rPr>
-          <w:rFonts w:ascii="Sans Serif Collection" w:hAnsi="Sans Serif Collection" w:cs="Sans Serif Collection"/>
-        </w:rPr>
-        <w:t>kembali</w:t>
-      </w:r>
-      <w:proofErr w:type="spellEnd"/>
-      <w:r>
-        <w:rPr>
-          <w:rFonts w:ascii="Sans Serif Collection" w:hAnsi="Sans Serif Collection" w:cs="Sans Serif Collection"/>
-        </w:rPr>
-        <w:t xml:space="preserve">. </w:t>
-      </w:r>
-      <w:proofErr w:type="spellStart"/>
-      <w:r>
-        <w:rPr>
-          <w:rFonts w:ascii="Sans Serif Collection" w:hAnsi="Sans Serif Collection" w:cs="Sans Serif Collection"/>
-        </w:rPr>
-        <w:t>Apa</w:t>
-      </w:r>
-      <w:proofErr w:type="spellEnd"/>
-      <w:r>
-        <w:rPr>
-          <w:rFonts w:ascii="Sans Serif Collection" w:hAnsi="Sans Serif Collection" w:cs="Sans Serif Collection"/>
-        </w:rPr>
-        <w:t xml:space="preserve"> yang </w:t>
-      </w:r>
-      <w:proofErr w:type="spellStart"/>
-      <w:r>
-        <w:rPr>
-          <w:rFonts w:ascii="Sans Serif Collection" w:hAnsi="Sans Serif Collection" w:cs="Sans Serif Collection"/>
-        </w:rPr>
-        <w:t>terjadi</w:t>
-      </w:r>
-      <w:proofErr w:type="spellEnd"/>
-      <w:r>
-        <w:rPr>
-          <w:rFonts w:ascii="Sans Serif Collection" w:hAnsi="Sans Serif Collection" w:cs="Sans Serif Collection"/>
-        </w:rPr>
-        <w:t>?</w:t>
-      </w:r>
-    </w:p>
-    <w:p>
-      <w:pPr>
-        <w:pStyle w:val="ListParagraph"/>
-        <w:rPr>
-          <w:rFonts w:ascii="Sans Serif Collection" w:hAnsi="Sans Serif Collection" w:cs="Sans Serif Collection"/>
-        </w:rPr>
-      </w:pPr>
-      <w:proofErr w:type="spellStart"/>
-      <w:r>
-        <w:rPr>
-          <w:rFonts w:ascii="Sans Serif Collection" w:hAnsi="Sans Serif Collection" w:cs="Sans Serif Collection"/>
-        </w:rPr>
-        <w:t>Jawaban</w:t>
-      </w:r>
-      <w:proofErr w:type="spellEnd"/>
-      <w:r>
-        <w:rPr>
-          <w:rFonts w:ascii="Sans Serif Collection" w:hAnsi="Sans Serif Collection" w:cs="Sans Serif Collection"/>
-        </w:rPr>
-        <w:t xml:space="preserve">: </w:t>
-      </w:r>
-      <w:r>
-        <w:rPr>
-          <w:rFonts w:ascii="Sans Serif Collection" w:hAnsi="Sans Serif Collection" w:cs="Sans Serif Collection"/>
-        </w:rPr>
-        <w:t xml:space="preserve">Kode </w:t>
-      </w:r>
-      <w:proofErr w:type="spellStart"/>
-      <w:r>
-        <w:rPr>
-          <w:rFonts w:ascii="Sans Serif Collection" w:hAnsi="Sans Serif Collection" w:cs="Sans Serif Collection"/>
-        </w:rPr>
-        <w:t>tidak</w:t>
-      </w:r>
-      <w:proofErr w:type="spellEnd"/>
-      <w:r>
-        <w:rPr>
-          <w:rFonts w:ascii="Sans Serif Collection" w:hAnsi="Sans Serif Collection" w:cs="Sans Serif Collection"/>
-        </w:rPr>
-        <w:t xml:space="preserve"> </w:t>
-      </w:r>
-      <w:proofErr w:type="spellStart"/>
-      <w:r>
-        <w:rPr>
-          <w:rFonts w:ascii="Sans Serif Collection" w:hAnsi="Sans Serif Collection" w:cs="Sans Serif Collection"/>
-        </w:rPr>
-        <w:t>bisa</w:t>
-      </w:r>
-      <w:proofErr w:type="spellEnd"/>
-      <w:r>
-        <w:rPr>
-          <w:rFonts w:ascii="Sans Serif Collection" w:hAnsi="Sans Serif Collection" w:cs="Sans Serif Collection"/>
-        </w:rPr>
-        <w:t xml:space="preserve"> di run</w:t>
-      </w:r>
-    </w:p>
-    <w:p>
-      <w:pPr>
-        <w:pStyle w:val="ListParagraph"/>
-        <w:rPr>
-          <w:rFonts w:ascii="Sans Serif Collection" w:hAnsi="Sans Serif Collection" w:cs="Sans Serif Collection"/>
-        </w:rPr>
-      </w:pPr>
+        <w:t>Pada float suhu = 60.50F; , silakan hilangkan  F kemudian jalankan kembali. Apa yang terjadi?</w:t>
+      </w:r>
+    </w:p>
+    <w:p>
+      <w:pPr>
+        <w:pStyle w:val="ListParagraph"/>
+        <w:rPr>
+          <w:rFonts w:ascii="Sans Serif Collection" w:hAnsi="Sans Serif Collection" w:cs="Sans Serif Collection"/>
+        </w:rPr>
+      </w:pPr>
+      <w:r>
+        <w:rPr>
+          <w:rFonts w:ascii="Sans Serif Collection" w:hAnsi="Sans Serif Collection" w:cs="Sans Serif Collection"/>
+        </w:rPr>
+        <w:t xml:space="preserve">Jawaban: </w:t>
+      </w:r>
+      <w:r>
+        <w:rPr>
+          <w:rFonts w:ascii="Sans Serif Collection" w:hAnsi="Sans Serif Collection" w:cs="Sans Serif Collection"/>
+        </w:rPr>
+        <w:t>Kode tidak bisa di run</w:t>
+      </w:r>
     </w:p>
     <w:p>
       <w:pPr>
@@ -1947,6 +593,688 @@
           <w:rFonts w:ascii="Sans Serif Collection" w:hAnsi="Sans Serif Collection" w:cs="Sans Serif Collection"/>
         </w:rPr>
       </w:pPr>
+      <w:r>
+        <w:rPr>
+          <w:rFonts w:ascii="Sans Serif Collection" w:hAnsi="Sans Serif Collection" w:cs="Sans Serif Collection"/>
+        </w:rPr>
+        <w:t>Mengapa ketika menampilkan nilai berat , hasilnya berubah?</w:t>
+      </w:r>
+    </w:p>
+    <w:p>
+      <w:pPr>
+        <w:pStyle w:val="ListParagraph"/>
+        <w:rPr>
+          <w:rFonts w:ascii="Sans Serif Collection" w:hAnsi="Sans Serif Collection" w:cs="Sans Serif Collection"/>
+        </w:rPr>
+      </w:pPr>
+      <w:r>
+        <w:rPr>
+          <w:rFonts w:ascii="Sans Serif Collection" w:hAnsi="Sans Serif Collection" w:cs="Sans Serif Collection"/>
+        </w:rPr>
+        <w:t>Jawaban:  Hasilnya Tidak Berubah tapi dengan sintaks \t\t\t  memberi jarak spasi horizontal</w:t>
+      </w:r>
+    </w:p>
+    <w:p>
+      <w:pPr>
+        <w:pStyle w:val="ListParagraph"/>
+        <w:numPr>
+          <w:ilvl w:val="0"/>
+          <w:numId w:val="2"/>
+        </w:numPr>
+        <w:rPr>
+          <w:rFonts w:ascii="Sans Serif Collection" w:hAnsi="Sans Serif Collection" w:cs="Sans Serif Collection"/>
+        </w:rPr>
+      </w:pPr>
+      <w:r>
+        <w:rPr>
+          <w:rFonts w:ascii="Sans Serif Collection" w:hAnsi="Sans Serif Collection" w:cs="Sans Serif Collection"/>
+        </w:rPr>
+        <w:t>Maksud inisialisasi 0x10 pada variabel  angkaDesimal digunakan untuk apa?</w:t>
+      </w:r>
+    </w:p>
+    <w:p>
+      <w:pPr>
+        <w:pStyle w:val="ListParagraph"/>
+        <w:rPr>
+          <w:rFonts w:ascii="Sans Serif Collection" w:hAnsi="Sans Serif Collection" w:cs="Sans Serif Collection"/>
+        </w:rPr>
+      </w:pPr>
+      <w:r>
+        <w:rPr>
+          <w:rFonts w:ascii="Sans Serif Collection" w:hAnsi="Sans Serif Collection" w:cs="Sans Serif Collection"/>
+        </w:rPr>
+        <w:t xml:space="preserve">Jawaban: </w:t>
+      </w:r>
+      <w:r>
+        <w:rPr>
+          <w:rFonts w:ascii="Sans Serif Collection" w:hAnsi="Sans Serif Collection" w:cs="Sans Serif Collection"/>
+        </w:rPr>
+        <w:t xml:space="preserve">penulisan angka dalam bentuk heksadesimal </w:t>
+      </w:r>
+      <w:r>
+        <w:rPr>
+          <w:rFonts w:ascii="Sans Serif Collection" w:hAnsi="Sans Serif Collection" w:cs="Sans Serif Collection"/>
+        </w:rPr>
+        <w:t xml:space="preserve">, Sering digunakan karena lebih ringkas dan  mudah dibaca manusia dibanding biner </w:t>
+      </w:r>
+    </w:p>
+    <w:p>
+      <w:pPr>
+        <w:pStyle w:val="ListParagraph"/>
+        <w:rPr>
+          <w:rFonts w:ascii="Sans Serif Collection" w:hAnsi="Sans Serif Collection" w:cs="Sans Serif Collection"/>
+        </w:rPr>
+      </w:pPr>
+    </w:p>
+    <w:p>
+      <w:pPr>
+        <w:rPr>
+          <w:rFonts w:ascii="Arial Black" w:hAnsi="Arial Black" w:cs="Sans Serif Collection"/>
+          <w:sz w:val="28"/>
+          <w:szCs w:val="28"/>
+        </w:rPr>
+      </w:pPr>
+      <w:r>
+        <w:rPr>
+          <w:rFonts w:ascii="Arial Black" w:hAnsi="Arial Black" w:cs="Sans Serif Collection"/>
+          <w:sz w:val="28"/>
+          <w:szCs w:val="28"/>
+        </w:rPr>
+        <w:t>2.3 Percobaan 3: Penggunaan  Operator</w:t>
+      </w:r>
+    </w:p>
+    <w:p>
+      <w:pPr>
+        <w:rPr>
+          <w:rFonts w:ascii="Arial Black" w:hAnsi="Arial Black" w:cs="Sans Serif Collection"/>
+          <w:sz w:val="28"/>
+          <w:szCs w:val="28"/>
+        </w:rPr>
+      </w:pPr>
+      <w:r>
+        <w:rPr>
+          <w:rFonts w:ascii="Arial Black" w:hAnsi="Arial Black" w:cs="Sans Serif Collection"/>
+          <w:sz w:val="28"/>
+          <w:szCs w:val="28"/>
+        </w:rPr>
+        <w:drawing>
+          <wp:anchor distT="0" distB="0" distL="114300" distR="114300" simplePos="0" relativeHeight="251658240" behindDoc="1" locked="0" layoutInCell="1" allowOverlap="1" wp14:anchorId="3F086CD1" wp14:editId="0709B8FB">
+            <wp:simplePos x="0" y="0"/>
+            <wp:positionH relativeFrom="column">
+              <wp:posOffset>236220</wp:posOffset>
+            </wp:positionH>
+            <wp:positionV relativeFrom="paragraph">
+              <wp:posOffset>137795</wp:posOffset>
+            </wp:positionV>
+            <wp:extent cx="3954780" cy="3453093"/>
+            <wp:effectExtent l="0" t="0" r="7620" b="0"/>
+            <wp:wrapNone/>
+            <wp:docPr id="2" name="Picture 2"/>
+            <wp:cNvGraphicFramePr>
+              <a:graphicFrameLocks xmlns:a="http://schemas.openxmlformats.org/drawingml/2006/main" noChangeAspect="1"/>
+            </wp:cNvGraphicFramePr>
+            <a:graphic xmlns:a="http://schemas.openxmlformats.org/drawingml/2006/main">
+              <a:graphicData uri="http://schemas.openxmlformats.org/drawingml/2006/picture">
+                <pic:pic xmlns:pic="http://schemas.openxmlformats.org/drawingml/2006/picture">
+                  <pic:nvPicPr>
+                    <pic:cNvPr id="1" name=""/>
+                    <pic:cNvPicPr/>
+                  </pic:nvPicPr>
+                  <pic:blipFill>
+                    <a:blip r:embed="rId7">
+                      <a:extLst>
+                        <a:ext uri="{28A0092B-C50C-407E-A947-70E740481C1C}">
+                          <a14:useLocalDpi xmlns:a14="http://schemas.microsoft.com/office/drawing/2010/main" val="0"/>
+                        </a:ext>
+                      </a:extLst>
+                    </a:blip>
+                    <a:stretch>
+                      <a:fillRect/>
+                    </a:stretch>
+                  </pic:blipFill>
+                  <pic:spPr>
+                    <a:xfrm>
+                      <a:off x="0" y="0"/>
+                      <a:ext cx="3954780" cy="3453093"/>
+                    </a:xfrm>
+                    <a:prstGeom prst="rect">
+                      <a:avLst/>
+                    </a:prstGeom>
+                  </pic:spPr>
+                </pic:pic>
+              </a:graphicData>
+            </a:graphic>
+            <wp14:sizeRelH relativeFrom="page">
+              <wp14:pctWidth>0</wp14:pctWidth>
+            </wp14:sizeRelH>
+            <wp14:sizeRelV relativeFrom="page">
+              <wp14:pctHeight>0</wp14:pctHeight>
+            </wp14:sizeRelV>
+          </wp:anchor>
+        </w:drawing>
+      </w:r>
+    </w:p>
+    <w:p>
+      <w:pPr>
+        <w:rPr>
+          <w:rFonts w:ascii="Arial Black" w:hAnsi="Arial Black" w:cs="Sans Serif Collection"/>
+          <w:sz w:val="28"/>
+          <w:szCs w:val="28"/>
+        </w:rPr>
+      </w:pPr>
+      <w:r>
+        <w:rPr>
+          <w:rFonts w:ascii="Arial Black" w:hAnsi="Arial Black" w:cs="Sans Serif Collection"/>
+          <w:sz w:val="28"/>
+          <w:szCs w:val="28"/>
+        </w:rPr>
+        <w:br w:type="page"/>
+      </w:r>
+    </w:p>
+    <w:p>
+      <w:pPr>
+        <w:pStyle w:val="ListParagraph"/>
+        <w:numPr>
+          <w:ilvl w:val="0"/>
+          <w:numId w:val="3"/>
+        </w:numPr>
+        <w:rPr>
+          <w:rFonts w:ascii="Sans Serif Collection" w:hAnsi="Sans Serif Collection" w:cs="Sans Serif Collection"/>
+        </w:rPr>
+      </w:pPr>
+      <w:r>
+        <w:rPr>
+          <w:rFonts w:ascii="Sans Serif Collection" w:hAnsi="Sans Serif Collection" w:cs="Sans Serif Collection"/>
+        </w:rPr>
+        <w:lastRenderedPageBreak/>
+        <w:t>Jelaskan menurut pendapat Anda perbedaan antara a+b*c dan (a+b)*c ?</w:t>
+      </w:r>
+    </w:p>
+    <w:p>
+      <w:pPr>
+        <w:pStyle w:val="ListParagraph"/>
+        <w:rPr>
+          <w:rFonts w:ascii="Sans Serif Collection" w:hAnsi="Sans Serif Collection" w:cs="Sans Serif Collection"/>
+        </w:rPr>
+      </w:pPr>
+      <w:r>
+        <w:rPr>
+          <w:rFonts w:ascii="Sans Serif Collection" w:hAnsi="Sans Serif Collection" w:cs="Sans Serif Collection"/>
+        </w:rPr>
+        <w:t>Jawaban:  perbedaan nya adalah pada hitungan pertama b dan c dikali terlebih dahulu baru di tambah a, dan hitungan kedua  a tambah dihitung terlebih dahulu baru di kali c</w:t>
+      </w:r>
+    </w:p>
+    <w:p>
+      <w:pPr>
+        <w:pStyle w:val="ListParagraph"/>
+        <w:numPr>
+          <w:ilvl w:val="0"/>
+          <w:numId w:val="3"/>
+        </w:numPr>
+        <w:rPr>
+          <w:rFonts w:ascii="Sans Serif Collection" w:hAnsi="Sans Serif Collection" w:cs="Sans Serif Collection"/>
+        </w:rPr>
+      </w:pPr>
+      <w:r>
+        <w:rPr>
+          <w:rFonts w:ascii="Sans Serif Collection" w:hAnsi="Sans Serif Collection" w:cs="Sans Serif Collection"/>
+        </w:rPr>
+        <w:t>Apakah perbedaan a/b dan a%b!</w:t>
+      </w:r>
+    </w:p>
+    <w:p>
+      <w:pPr>
+        <w:pStyle w:val="ListParagraph"/>
+        <w:rPr>
+          <w:rFonts w:ascii="Sans Serif Collection" w:hAnsi="Sans Serif Collection" w:cs="Sans Serif Collection"/>
+        </w:rPr>
+      </w:pPr>
+      <w:r>
+        <w:rPr>
+          <w:rFonts w:ascii="Sans Serif Collection" w:hAnsi="Sans Serif Collection" w:cs="Sans Serif Collection"/>
+        </w:rPr>
+        <w:t>Jawaban: a/b untuk pembagian, dan a%b untuk bagi sisa</w:t>
+      </w:r>
+    </w:p>
+    <w:p>
+      <w:pPr>
+        <w:pStyle w:val="ListParagraph"/>
+        <w:rPr>
+          <w:rFonts w:ascii="Sans Serif Collection" w:hAnsi="Sans Serif Collection" w:cs="Sans Serif Collection"/>
+        </w:rPr>
+      </w:pPr>
+    </w:p>
+    <w:p>
+      <w:pPr>
+        <w:rPr>
+          <w:rFonts w:ascii="Arial Black" w:hAnsi="Arial Black" w:cs="Sans Serif Collection"/>
+          <w:sz w:val="28"/>
+          <w:szCs w:val="28"/>
+        </w:rPr>
+      </w:pPr>
+      <w:r>
+        <w:rPr>
+          <w:rFonts w:ascii="Arial Black" w:hAnsi="Arial Black" w:cs="Sans Serif Collection"/>
+          <w:sz w:val="28"/>
+          <w:szCs w:val="28"/>
+        </w:rPr>
+        <w:t>2.4  Percobaan 4: Studi Kasus</w:t>
+      </w:r>
+    </w:p>
+    <w:p>
+      <w:pPr>
+        <w:rPr>
+          <w:rFonts w:ascii="Arial Black" w:hAnsi="Arial Black" w:cs="Sans Serif Collection"/>
+          <w:noProof/>
+          <w:sz w:val="28"/>
+          <w:szCs w:val="28"/>
+        </w:rPr>
+      </w:pPr>
+      <w:r>
+        <w:rPr>
+          <w:rFonts w:ascii="Arial Black" w:hAnsi="Arial Black" w:cs="Sans Serif Collection"/>
+          <w:noProof/>
+          <w:sz w:val="28"/>
+          <w:szCs w:val="28"/>
+        </w:rPr>
+        <w:drawing>
+          <wp:inline distT="0" distB="0" distL="0" distR="0" wp14:anchorId="15974A98" wp14:editId="00D6A762">
+            <wp:extent cx="5468113" cy="2829320"/>
+            <wp:effectExtent l="0" t="0" r="0" b="9525"/>
+            <wp:docPr id="4" name="Picture 4"/>
+            <wp:cNvGraphicFramePr>
+              <a:graphicFrameLocks xmlns:a="http://schemas.openxmlformats.org/drawingml/2006/main" noChangeAspect="1"/>
+            </wp:cNvGraphicFramePr>
+            <a:graphic xmlns:a="http://schemas.openxmlformats.org/drawingml/2006/main">
+              <a:graphicData uri="http://schemas.openxmlformats.org/drawingml/2006/picture">
+                <pic:pic xmlns:pic="http://schemas.openxmlformats.org/drawingml/2006/picture">
+                  <pic:nvPicPr>
+                    <pic:cNvPr id="4" name="Picture 4"/>
+                    <pic:cNvPicPr/>
+                  </pic:nvPicPr>
+                  <pic:blipFill>
+                    <a:blip r:embed="rId8">
+                      <a:extLst>
+                        <a:ext uri="{28A0092B-C50C-407E-A947-70E740481C1C}">
+                          <a14:useLocalDpi xmlns:a14="http://schemas.microsoft.com/office/drawing/2010/main" val="0"/>
+                        </a:ext>
+                      </a:extLst>
+                    </a:blip>
+                    <a:stretch>
+                      <a:fillRect/>
+                    </a:stretch>
+                  </pic:blipFill>
+                  <pic:spPr>
+                    <a:xfrm>
+                      <a:off x="0" y="0"/>
+                      <a:ext cx="5468113" cy="2829320"/>
+                    </a:xfrm>
+                    <a:prstGeom prst="rect">
+                      <a:avLst/>
+                    </a:prstGeom>
+                  </pic:spPr>
+                </pic:pic>
+              </a:graphicData>
+            </a:graphic>
+          </wp:inline>
+        </w:drawing>
+      </w:r>
+    </w:p>
+    <w:p>
+      <w:pPr>
+        <w:rPr>
+          <w:rFonts w:ascii="Arial Black" w:hAnsi="Arial Black" w:cs="Sans Serif Collection"/>
+          <w:noProof/>
+          <w:sz w:val="28"/>
+          <w:szCs w:val="28"/>
+        </w:rPr>
+      </w:pPr>
+    </w:p>
+    <w:p>
+      <w:pPr>
+        <w:pStyle w:val="ListParagraph"/>
+        <w:numPr>
+          <w:ilvl w:val="0"/>
+          <w:numId w:val="4"/>
+        </w:numPr>
+        <w:rPr>
+          <w:rFonts w:ascii="Sans Serif Collection" w:hAnsi="Sans Serif Collection" w:cs="Sans Serif Collection"/>
+        </w:rPr>
+      </w:pPr>
+      <w:r>
+        <w:rPr>
+          <w:rFonts w:ascii="Sans Serif Collection" w:hAnsi="Sans Serif Collection" w:cs="Sans Serif Collection"/>
+        </w:rPr>
+        <w:t>Jelaskan mengapa harus melakukan deklarasi Scanner di praktikum percobaan 4 diatas</w:t>
+      </w:r>
+    </w:p>
+    <w:p>
+      <w:pPr>
+        <w:pStyle w:val="ListParagraph"/>
+        <w:rPr>
+          <w:rFonts w:ascii="Sans Serif Collection" w:hAnsi="Sans Serif Collection" w:cs="Sans Serif Collection"/>
+        </w:rPr>
+      </w:pPr>
+      <w:r>
+        <w:rPr>
+          <w:rFonts w:ascii="Sans Serif Collection" w:hAnsi="Sans Serif Collection" w:cs="Sans Serif Collection"/>
+        </w:rPr>
+        <w:lastRenderedPageBreak/>
+        <w:t xml:space="preserve">Jawaban:  </w:t>
+      </w:r>
+      <w:r>
+        <w:rPr>
+          <w:rFonts w:ascii="Sans Serif Collection" w:hAnsi="Sans Serif Collection" w:cs="Sans Serif Collection"/>
+        </w:rPr>
+        <w:t>Mengambil data atau teks yang diketik oleh pengguna melalui keyboard.</w:t>
+      </w:r>
+    </w:p>
+    <w:p>
+      <w:pPr>
+        <w:pStyle w:val="ListParagraph"/>
+        <w:numPr>
+          <w:ilvl w:val="0"/>
+          <w:numId w:val="4"/>
+        </w:numPr>
+        <w:rPr>
+          <w:rFonts w:ascii="Sans Serif Collection" w:hAnsi="Sans Serif Collection" w:cs="Sans Serif Collection"/>
+        </w:rPr>
+      </w:pPr>
+      <w:r>
+        <w:rPr>
+          <w:rFonts w:ascii="Sans Serif Collection" w:hAnsi="Sans Serif Collection" w:cs="Sans Serif Collection"/>
+        </w:rPr>
+        <w:t>Jelaskan apa kegunaan potongan program dibawah ini!</w:t>
+      </w:r>
+    </w:p>
+    <w:p>
+      <w:pPr>
+        <w:pStyle w:val="ListParagraph"/>
+        <w:rPr>
+          <w:rFonts w:ascii="Sans Serif Collection" w:hAnsi="Sans Serif Collection" w:cs="Sans Serif Collection"/>
+        </w:rPr>
+      </w:pPr>
+      <w:r>
+        <w:rPr>
+          <w:rFonts w:ascii="Sans Serif Collection" w:hAnsi="Sans Serif Collection" w:cs="Sans Serif Collection"/>
+        </w:rPr>
+        <w:t>Jawaban: Untuk Memberikan  user akses memberikan data atau teks yang diketik</w:t>
+      </w:r>
+    </w:p>
+    <w:p>
+      <w:pPr>
+        <w:pStyle w:val="ListParagraph"/>
+        <w:rPr>
+          <w:rFonts w:ascii="Sans Serif Collection" w:hAnsi="Sans Serif Collection" w:cs="Sans Serif Collection"/>
+        </w:rPr>
+      </w:pPr>
+    </w:p>
+    <w:p>
+      <w:pPr>
+        <w:rPr>
+          <w:rFonts w:ascii="Arial Black" w:hAnsi="Arial Black" w:cs="Sans Serif Collection"/>
+          <w:sz w:val="28"/>
+          <w:szCs w:val="28"/>
+        </w:rPr>
+      </w:pPr>
+      <w:r>
+        <w:rPr>
+          <w:rFonts w:ascii="Arial Black" w:hAnsi="Arial Black" w:cs="Sans Serif Collection"/>
+          <w:sz w:val="28"/>
+          <w:szCs w:val="28"/>
+        </w:rPr>
+        <w:t>2.5 Percobaan 5: Studi Kasus</w:t>
+      </w:r>
+    </w:p>
+    <w:p>
+      <w:pPr>
+        <w:rPr>
+          <w:rFonts w:ascii="Arial Black" w:hAnsi="Arial Black" w:cs="Sans Serif Collection"/>
+          <w:sz w:val="28"/>
+          <w:szCs w:val="28"/>
+        </w:rPr>
+      </w:pPr>
+      <w:r>
+        <w:rPr>
+          <w:rFonts w:ascii="Arial Black" w:hAnsi="Arial Black" w:cs="Sans Serif Collection"/>
+          <w:sz w:val="28"/>
+          <w:szCs w:val="28"/>
+        </w:rPr>
+        <w:drawing>
+          <wp:inline distT="0" distB="0" distL="0" distR="0" wp14:anchorId="452DB798" wp14:editId="77CA06BE">
+            <wp:extent cx="5731510" cy="2678430"/>
+            <wp:effectExtent l="0" t="0" r="2540" b="7620"/>
+            <wp:docPr id="5" name="Picture 5"/>
+            <wp:cNvGraphicFramePr>
+              <a:graphicFrameLocks xmlns:a="http://schemas.openxmlformats.org/drawingml/2006/main" noChangeAspect="1"/>
+            </wp:cNvGraphicFramePr>
+            <a:graphic xmlns:a="http://schemas.openxmlformats.org/drawingml/2006/main">
+              <a:graphicData uri="http://schemas.openxmlformats.org/drawingml/2006/picture">
+                <pic:pic xmlns:pic="http://schemas.openxmlformats.org/drawingml/2006/picture">
+                  <pic:nvPicPr>
+                    <pic:cNvPr id="1" name=""/>
+                    <pic:cNvPicPr/>
+                  </pic:nvPicPr>
+                  <pic:blipFill>
+                    <a:blip r:embed="rId9"/>
+                    <a:stretch>
+                      <a:fillRect/>
+                    </a:stretch>
+                  </pic:blipFill>
+                  <pic:spPr>
+                    <a:xfrm>
+                      <a:off x="0" y="0"/>
+                      <a:ext cx="5731510" cy="2678430"/>
+                    </a:xfrm>
+                    <a:prstGeom prst="rect">
+                      <a:avLst/>
+                    </a:prstGeom>
+                  </pic:spPr>
+                </pic:pic>
+              </a:graphicData>
+            </a:graphic>
+          </wp:inline>
+        </w:drawing>
+      </w:r>
+    </w:p>
+    <w:p>
+      <w:pPr>
+        <w:rPr>
+          <w:rFonts w:ascii="Arial Black" w:hAnsi="Arial Black" w:cs="Sans Serif Collection"/>
+          <w:sz w:val="28"/>
+          <w:szCs w:val="28"/>
+        </w:rPr>
+      </w:pPr>
+    </w:p>
+    <w:p>
+      <w:pPr>
+        <w:pStyle w:val="ListParagraph"/>
+        <w:numPr>
+          <w:ilvl w:val="0"/>
+          <w:numId w:val="4"/>
+        </w:numPr>
+        <w:rPr>
+          <w:rFonts w:ascii="Arial Black" w:hAnsi="Arial Black" w:cs="Sans Serif Collection"/>
+          <w:sz w:val="28"/>
+          <w:szCs w:val="28"/>
+        </w:rPr>
+      </w:pPr>
+      <w:r>
+        <w:rPr>
+          <w:rFonts w:ascii="Arial Black" w:hAnsi="Arial Black" w:cs="Sans Serif Collection"/>
+          <w:sz w:val="28"/>
+          <w:szCs w:val="28"/>
+        </w:rPr>
+        <w:t xml:space="preserve">Tugas </w:t>
+      </w:r>
+    </w:p>
+    <w:p>
+      <w:pPr>
+        <w:pStyle w:val="ListParagraph"/>
+        <w:rPr>
+          <w:rFonts w:ascii="Arial Black" w:hAnsi="Arial Black" w:cs="Sans Serif Collection"/>
+          <w:sz w:val="28"/>
+          <w:szCs w:val="28"/>
+        </w:rPr>
+      </w:pPr>
+      <w:r>
+        <w:rPr>
+          <w:rFonts w:ascii="Sans Serif Collection" w:hAnsi="Sans Serif Collection" w:cs="Sans Serif Collection"/>
+          <w:sz w:val="28"/>
+          <w:szCs w:val="28"/>
+        </w:rPr>
+        <w:drawing>
+          <wp:anchor distT="0" distB="0" distL="114300" distR="114300" simplePos="0" relativeHeight="251659264" behindDoc="0" locked="0" layoutInCell="1" allowOverlap="1" wp14:anchorId="4A3D718D" wp14:editId="3476A0F3">
+            <wp:simplePos x="0" y="0"/>
+            <wp:positionH relativeFrom="column">
+              <wp:posOffset>1851660</wp:posOffset>
+            </wp:positionH>
+            <wp:positionV relativeFrom="paragraph">
+              <wp:posOffset>39370</wp:posOffset>
+            </wp:positionV>
+            <wp:extent cx="3992880" cy="2640061"/>
+            <wp:effectExtent l="0" t="0" r="7620" b="8255"/>
+            <wp:wrapNone/>
+            <wp:docPr id="6" name="Picture 6"/>
+            <wp:cNvGraphicFramePr>
+              <a:graphicFrameLocks xmlns:a="http://schemas.openxmlformats.org/drawingml/2006/main" noChangeAspect="1"/>
+            </wp:cNvGraphicFramePr>
+            <a:graphic xmlns:a="http://schemas.openxmlformats.org/drawingml/2006/main">
+              <a:graphicData uri="http://schemas.openxmlformats.org/drawingml/2006/picture">
+                <pic:pic xmlns:pic="http://schemas.openxmlformats.org/drawingml/2006/picture">
+                  <pic:nvPicPr>
+                    <pic:cNvPr id="1" name=""/>
+                    <pic:cNvPicPr/>
+                  </pic:nvPicPr>
+                  <pic:blipFill>
+                    <a:blip r:embed="rId10">
+                      <a:extLst>
+                        <a:ext uri="{28A0092B-C50C-407E-A947-70E740481C1C}">
+                          <a14:useLocalDpi xmlns:a14="http://schemas.microsoft.com/office/drawing/2010/main" val="0"/>
+                        </a:ext>
+                      </a:extLst>
+                    </a:blip>
+                    <a:stretch>
+                      <a:fillRect/>
+                    </a:stretch>
+                  </pic:blipFill>
+                  <pic:spPr>
+                    <a:xfrm>
+                      <a:off x="0" y="0"/>
+                      <a:ext cx="3992880" cy="2640061"/>
+                    </a:xfrm>
+                    <a:prstGeom prst="rect">
+                      <a:avLst/>
+                    </a:prstGeom>
+                  </pic:spPr>
+                </pic:pic>
+              </a:graphicData>
+            </a:graphic>
+            <wp14:sizeRelH relativeFrom="page">
+              <wp14:pctWidth>0</wp14:pctWidth>
+            </wp14:sizeRelH>
+            <wp14:sizeRelV relativeFrom="page">
+              <wp14:pctHeight>0</wp14:pctHeight>
+            </wp14:sizeRelV>
+          </wp:anchor>
+        </w:drawing>
+      </w:r>
+    </w:p>
+    <w:p>
+      <w:pPr>
+        <w:pStyle w:val="ListParagraph"/>
+        <w:rPr>
+          <w:rFonts w:ascii="Sans Serif Collection" w:hAnsi="Sans Serif Collection" w:cs="Sans Serif Collection"/>
+          <w:sz w:val="28"/>
+          <w:szCs w:val="28"/>
+        </w:rPr>
+      </w:pPr>
+      <w:r>
+        <w:rPr>
+          <w:rFonts w:ascii="Sans Serif Collection" w:hAnsi="Sans Serif Collection" w:cs="Sans Serif Collection"/>
+          <w:sz w:val="28"/>
+          <w:szCs w:val="28"/>
+        </w:rPr>
+        <w:t xml:space="preserve">Studi Kasus 1:  </w:t>
+      </w:r>
+    </w:p>
+    <w:p>
+      <w:pPr>
+        <w:rPr>
+          <w:rFonts w:ascii="Sans Serif Collection" w:hAnsi="Sans Serif Collection" w:cs="Sans Serif Collection"/>
+          <w:sz w:val="28"/>
+          <w:szCs w:val="28"/>
+        </w:rPr>
+      </w:pPr>
+      <w:r>
+        <w:rPr>
+          <w:rFonts w:ascii="Sans Serif Collection" w:hAnsi="Sans Serif Collection" w:cs="Sans Serif Collection"/>
+          <w:sz w:val="28"/>
+          <w:szCs w:val="28"/>
+        </w:rPr>
+        <w:br w:type="page"/>
+      </w:r>
+    </w:p>
+    <w:p>
+      <w:pPr>
+        <w:pStyle w:val="ListParagraph"/>
+        <w:rPr>
+          <w:rFonts w:ascii="Sans Serif Collection" w:hAnsi="Sans Serif Collection" w:cs="Sans Serif Collection"/>
+          <w:sz w:val="28"/>
+          <w:szCs w:val="28"/>
+        </w:rPr>
+      </w:pPr>
+      <w:r>
+        <w:rPr>
+          <w:rFonts w:ascii="Sans Serif Collection" w:hAnsi="Sans Serif Collection" w:cs="Sans Serif Collection"/>
+          <w:sz w:val="28"/>
+          <w:szCs w:val="28"/>
+        </w:rPr>
+        <w:lastRenderedPageBreak/>
+        <w:t xml:space="preserve">Studi Kasus 2:  </w:t>
+      </w:r>
+      <w:r>
+        <w:rPr>
+          <w:rFonts w:ascii="Sans Serif Collection" w:hAnsi="Sans Serif Collection" w:cs="Sans Serif Collection"/>
+          <w:sz w:val="28"/>
+          <w:szCs w:val="28"/>
+        </w:rPr>
+        <w:drawing>
+          <wp:inline distT="0" distB="0" distL="0" distR="0" wp14:anchorId="54386FF3" wp14:editId="7AA34214">
+            <wp:extent cx="5731510" cy="4352925"/>
+            <wp:effectExtent l="0" t="0" r="2540" b="9525"/>
+            <wp:docPr id="7" name="Picture 7"/>
+            <wp:cNvGraphicFramePr>
+              <a:graphicFrameLocks xmlns:a="http://schemas.openxmlformats.org/drawingml/2006/main" noChangeAspect="1"/>
+            </wp:cNvGraphicFramePr>
+            <a:graphic xmlns:a="http://schemas.openxmlformats.org/drawingml/2006/main">
+              <a:graphicData uri="http://schemas.openxmlformats.org/drawingml/2006/picture">
+                <pic:pic xmlns:pic="http://schemas.openxmlformats.org/drawingml/2006/picture">
+                  <pic:nvPicPr>
+                    <pic:cNvPr id="1" name=""/>
+                    <pic:cNvPicPr/>
+                  </pic:nvPicPr>
+                  <pic:blipFill>
+                    <a:blip r:embed="rId11"/>
+                    <a:stretch>
+                      <a:fillRect/>
+                    </a:stretch>
+                  </pic:blipFill>
+                  <pic:spPr>
+                    <a:xfrm>
+                      <a:off x="0" y="0"/>
+                      <a:ext cx="5731510" cy="4352925"/>
+                    </a:xfrm>
+                    <a:prstGeom prst="rect">
+                      <a:avLst/>
+                    </a:prstGeom>
+                  </pic:spPr>
+                </pic:pic>
+              </a:graphicData>
+            </a:graphic>
+          </wp:inline>
+        </w:drawing>
+      </w:r>
     </w:p>
     <w:sectPr>
       <w:pgSz w:w="11906" w:h="16838"/>
@@ -1961,6 +1289,95 @@
 <file path=word/numbering.xml><?xml version="1.0" encoding="utf-8"?>
 <w:numbering xmlns:wpc="http://schemas.microsoft.com/office/word/2010/wordprocessingCanvas" xmlns:cx="http://schemas.microsoft.com/office/drawing/2014/chartex" xmlns:cx1="http://schemas.microsoft.com/office/drawing/2015/9/8/chartex" xmlns:cx2="http://schemas.microsoft.com/office/drawing/2015/10/21/chartex" xmlns:cx3="http://schemas.microsoft.com/office/drawing/2016/5/9/chartex" xmlns:cx4="http://schemas.microsoft.com/office/drawing/2016/5/10/chartex" xmlns:cx5="http://schemas.microsoft.com/office/drawing/2016/5/11/chartex" xmlns:cx6="http://schemas.microsoft.com/office/drawing/2016/5/12/chartex" xmlns:cx7="http://schemas.microsoft.com/office/drawing/2016/5/13/chartex" xmlns:cx8="http://schemas.microsoft.com/office/drawing/2016/5/14/chartex" xmlns:mc="http://schemas.openxmlformats.org/markup-compatibility/2006" xmlns:aink="http://schemas.microsoft.com/office/drawing/2016/ink" xmlns:am3d="http://schemas.microsoft.com/office/drawing/2017/model3d" xmlns:o="urn:schemas-microsoft-com:office:office" xmlns:oel="http://schemas.microsoft.com/office/2019/extlst" xmlns:r="http://schemas.openxmlformats.org/officeDocument/2006/relationships" xmlns:m="http://schemas.openxmlformats.org/officeDocument/2006/math" xmlns:v="urn:schemas-microsoft-com:vml" xmlns:wp14="http://schemas.microsoft.com/office/word/2010/wordprocessingDrawing" xmlns:wp="http://schemas.openxmlformats.org/drawingml/2006/wordprocessingDrawing" xmlns:w10="urn:schemas-microsoft-com:office:word" xmlns:w="http://schemas.openxmlformats.org/wordprocessingml/2006/main" xmlns:w14="http://schemas.microsoft.com/office/word/2010/wordml" xmlns:w15="http://schemas.microsoft.com/office/word/2012/wordml" xmlns:w16cex="http://schemas.microsoft.com/office/word/2018/wordml/cex" xmlns:w16cid="http://schemas.microsoft.com/office/word/2016/wordml/cid" xmlns:w16="http://schemas.microsoft.com/office/word/2018/wordml" xmlns:w16sdtdh="http://schemas.microsoft.com/office/word/2020/wordml/sdtdatahash" xmlns:w16se="http://schemas.microsoft.com/office/word/2015/wordml/symex" xmlns:wpg="http://schemas.microsoft.com/office/word/2010/wordprocessingGroup" xmlns:wpi="http://schemas.microsoft.com/office/word/2010/wordprocessingInk" xmlns:wne="http://schemas.microsoft.com/office/word/2006/wordml" xmlns:wps="http://schemas.microsoft.com/office/word/2010/wordprocessingShape" mc:Ignorable="w14 w15 w16se w16cid w16 w16cex w16sdtdh wp14">
   <w:abstractNum w:abstractNumId="0" w15:restartNumberingAfterBreak="0">
+    <w:nsid w:val="162F2C9D"/>
+    <w:multiLevelType w:val="hybridMultilevel"/>
+    <w:tmpl w:val="55867D82"/>
+    <w:lvl w:ilvl="0" w:tplc="3809000F">
+      <w:start w:val="1"/>
+      <w:numFmt w:val="decimal"/>
+      <w:lvlText w:val="%1."/>
+      <w:lvlJc w:val="left"/>
+      <w:pPr>
+        <w:ind w:left="720" w:hanging="360"/>
+      </w:pPr>
+      <w:rPr>
+        <w:rFonts w:hint="default"/>
+      </w:rPr>
+    </w:lvl>
+    <w:lvl w:ilvl="1" w:tplc="38090019" w:tentative="1">
+      <w:start w:val="1"/>
+      <w:numFmt w:val="lowerLetter"/>
+      <w:lvlText w:val="%2."/>
+      <w:lvlJc w:val="left"/>
+      <w:pPr>
+        <w:ind w:left="1440" w:hanging="360"/>
+      </w:pPr>
+    </w:lvl>
+    <w:lvl w:ilvl="2" w:tplc="3809001B" w:tentative="1">
+      <w:start w:val="1"/>
+      <w:numFmt w:val="lowerRoman"/>
+      <w:lvlText w:val="%3."/>
+      <w:lvlJc w:val="right"/>
+      <w:pPr>
+        <w:ind w:left="2160" w:hanging="180"/>
+      </w:pPr>
+    </w:lvl>
+    <w:lvl w:ilvl="3" w:tplc="3809000F" w:tentative="1">
+      <w:start w:val="1"/>
+      <w:numFmt w:val="decimal"/>
+      <w:lvlText w:val="%4."/>
+      <w:lvlJc w:val="left"/>
+      <w:pPr>
+        <w:ind w:left="2880" w:hanging="360"/>
+      </w:pPr>
+    </w:lvl>
+    <w:lvl w:ilvl="4" w:tplc="38090019" w:tentative="1">
+      <w:start w:val="1"/>
+      <w:numFmt w:val="lowerLetter"/>
+      <w:lvlText w:val="%5."/>
+      <w:lvlJc w:val="left"/>
+      <w:pPr>
+        <w:ind w:left="3600" w:hanging="360"/>
+      </w:pPr>
+    </w:lvl>
+    <w:lvl w:ilvl="5" w:tplc="3809001B" w:tentative="1">
+      <w:start w:val="1"/>
+      <w:numFmt w:val="lowerRoman"/>
+      <w:lvlText w:val="%6."/>
+      <w:lvlJc w:val="right"/>
+      <w:pPr>
+        <w:ind w:left="4320" w:hanging="180"/>
+      </w:pPr>
+    </w:lvl>
+    <w:lvl w:ilvl="6" w:tplc="3809000F" w:tentative="1">
+      <w:start w:val="1"/>
+      <w:numFmt w:val="decimal"/>
+      <w:lvlText w:val="%7."/>
+      <w:lvlJc w:val="left"/>
+      <w:pPr>
+        <w:ind w:left="5040" w:hanging="360"/>
+      </w:pPr>
+    </w:lvl>
+    <w:lvl w:ilvl="7" w:tplc="38090019" w:tentative="1">
+      <w:start w:val="1"/>
+      <w:numFmt w:val="lowerLetter"/>
+      <w:lvlText w:val="%8."/>
+      <w:lvlJc w:val="left"/>
+      <w:pPr>
+        <w:ind w:left="5760" w:hanging="360"/>
+      </w:pPr>
+    </w:lvl>
+    <w:lvl w:ilvl="8" w:tplc="3809001B" w:tentative="1">
+      <w:start w:val="1"/>
+      <w:numFmt w:val="lowerRoman"/>
+      <w:lvlText w:val="%9."/>
+      <w:lvlJc w:val="right"/>
+      <w:pPr>
+        <w:ind w:left="6480" w:hanging="180"/>
+      </w:pPr>
+    </w:lvl>
+  </w:abstractNum>
+  <w:abstractNum w:abstractNumId="1" w15:restartNumberingAfterBreak="0">
     <w:nsid w:val="5C7947EA"/>
     <w:multiLevelType w:val="hybridMultilevel"/>
     <w:tmpl w:val="3258AACA"/>
@@ -2049,7 +1466,7 @@
       </w:pPr>
     </w:lvl>
   </w:abstractNum>
-  <w:abstractNum w:abstractNumId="1" w15:restartNumberingAfterBreak="0">
+  <w:abstractNum w:abstractNumId="2" w15:restartNumberingAfterBreak="0">
     <w:nsid w:val="79162209"/>
     <w:multiLevelType w:val="hybridMultilevel"/>
     <w:tmpl w:val="1888710A"/>
@@ -2138,10 +1555,105 @@
       </w:pPr>
     </w:lvl>
   </w:abstractNum>
+  <w:abstractNum w:abstractNumId="3" w15:restartNumberingAfterBreak="0">
+    <w:nsid w:val="7B4A27FD"/>
+    <w:multiLevelType w:val="hybridMultilevel"/>
+    <w:tmpl w:val="778CA3D6"/>
+    <w:lvl w:ilvl="0" w:tplc="3809000F">
+      <w:start w:val="1"/>
+      <w:numFmt w:val="decimal"/>
+      <w:lvlText w:val="%1."/>
+      <w:lvlJc w:val="left"/>
+      <w:pPr>
+        <w:ind w:left="720" w:hanging="360"/>
+      </w:pPr>
+      <w:rPr>
+        <w:rFonts w:hint="default"/>
+      </w:rPr>
+    </w:lvl>
+    <w:lvl w:ilvl="1" w:tplc="38090019" w:tentative="1">
+      <w:start w:val="1"/>
+      <w:numFmt w:val="lowerLetter"/>
+      <w:lvlText w:val="%2."/>
+      <w:lvlJc w:val="left"/>
+      <w:pPr>
+        <w:ind w:left="1440" w:hanging="360"/>
+      </w:pPr>
+    </w:lvl>
+    <w:lvl w:ilvl="2" w:tplc="3809001B" w:tentative="1">
+      <w:start w:val="1"/>
+      <w:numFmt w:val="lowerRoman"/>
+      <w:lvlText w:val="%3."/>
+      <w:lvlJc w:val="right"/>
+      <w:pPr>
+        <w:ind w:left="2160" w:hanging="180"/>
+      </w:pPr>
+    </w:lvl>
+    <w:lvl w:ilvl="3" w:tplc="3809000F" w:tentative="1">
+      <w:start w:val="1"/>
+      <w:numFmt w:val="decimal"/>
+      <w:lvlText w:val="%4."/>
+      <w:lvlJc w:val="left"/>
+      <w:pPr>
+        <w:ind w:left="2880" w:hanging="360"/>
+      </w:pPr>
+    </w:lvl>
+    <w:lvl w:ilvl="4" w:tplc="38090019" w:tentative="1">
+      <w:start w:val="1"/>
+      <w:numFmt w:val="lowerLetter"/>
+      <w:lvlText w:val="%5."/>
+      <w:lvlJc w:val="left"/>
+      <w:pPr>
+        <w:ind w:left="3600" w:hanging="360"/>
+      </w:pPr>
+    </w:lvl>
+    <w:lvl w:ilvl="5" w:tplc="3809001B" w:tentative="1">
+      <w:start w:val="1"/>
+      <w:numFmt w:val="lowerRoman"/>
+      <w:lvlText w:val="%6."/>
+      <w:lvlJc w:val="right"/>
+      <w:pPr>
+        <w:ind w:left="4320" w:hanging="180"/>
+      </w:pPr>
+    </w:lvl>
+    <w:lvl w:ilvl="6" w:tplc="3809000F" w:tentative="1">
+      <w:start w:val="1"/>
+      <w:numFmt w:val="decimal"/>
+      <w:lvlText w:val="%7."/>
+      <w:lvlJc w:val="left"/>
+      <w:pPr>
+        <w:ind w:left="5040" w:hanging="360"/>
+      </w:pPr>
+    </w:lvl>
+    <w:lvl w:ilvl="7" w:tplc="38090019" w:tentative="1">
+      <w:start w:val="1"/>
+      <w:numFmt w:val="lowerLetter"/>
+      <w:lvlText w:val="%8."/>
+      <w:lvlJc w:val="left"/>
+      <w:pPr>
+        <w:ind w:left="5760" w:hanging="360"/>
+      </w:pPr>
+    </w:lvl>
+    <w:lvl w:ilvl="8" w:tplc="3809001B" w:tentative="1">
+      <w:start w:val="1"/>
+      <w:numFmt w:val="lowerRoman"/>
+      <w:lvlText w:val="%9."/>
+      <w:lvlJc w:val="right"/>
+      <w:pPr>
+        <w:ind w:left="6480" w:hanging="180"/>
+      </w:pPr>
+    </w:lvl>
+  </w:abstractNum>
   <w:num w:numId="1" w16cid:durableId="1062674053">
+    <w:abstractNumId w:val="2"/>
+  </w:num>
+  <w:num w:numId="2" w16cid:durableId="923300191">
     <w:abstractNumId w:val="1"/>
   </w:num>
-  <w:num w:numId="2" w16cid:durableId="923300191">
+  <w:num w:numId="3" w16cid:durableId="1799761690">
+    <w:abstractNumId w:val="3"/>
+  </w:num>
+  <w:num w:numId="4" w16cid:durableId="1280454346">
     <w:abstractNumId w:val="0"/>
   </w:num>
 </w:numbering>
@@ -2750,7 +2262,6 @@
   <w:style w:type="character" w:default="1" w:styleId="DefaultParagraphFont">
     <w:name w:val="Default Paragraph Font"/>
     <w:uiPriority w:val="1"/>
-    <w:semiHidden/>
     <w:unhideWhenUsed/>
   </w:style>
   <w:style w:type="table" w:default="1" w:styleId="TableNormal">
